--- a/standard/fmde-DRAFT.docx
+++ b/standard/fmde-DRAFT.docx
@@ -39,7 +39,7 @@
         <w:pStyle w:val="Date"/>
       </w:pPr>
       <w:r>
-        <w:t xml:space="preserve">2026-07-09</w:t>
+        <w:t xml:space="preserve">2026-07-28</w:t>
       </w:r>
     </w:p>
     <w:p>
@@ -92,20 +92,20 @@
               <w:jc w:val="left"/>
             </w:pPr>
             <w:r>
-              <w:t xml:space="preserve">Date: 2026-07-09</w:t>
-            </w:r>
-          </w:p>
-        </w:tc>
-      </w:tr>
-      <w:tr>
-        <w:tc>
-          <w:tcPr/>
-          <w:p>
-            <w:pPr>
-              <w:jc w:val="left"/>
-            </w:pPr>
-            <w:r>
-              <w:t xml:space="preserve">Version: 0.0.1-DRAFT-2026-07-09</w:t>
+              <w:t xml:space="preserve">Date: 2026-07-28</w:t>
+            </w:r>
+          </w:p>
+        </w:tc>
+      </w:tr>
+      <w:tr>
+        <w:tc>
+          <w:tcPr/>
+          <w:p>
+            <w:pPr>
+              <w:jc w:val="left"/>
+            </w:pPr>
+            <w:r>
+              <w:t xml:space="preserve">Version: 0.0.1-DRAFT-2026-07-28</w:t>
             </w:r>
           </w:p>
         </w:tc>
@@ -4437,7 +4437,22 @@
               <w:jc w:val="left"/>
             </w:pPr>
             <w:r>
-              <w:t xml:space="preserve">When cellMethod is</w:t>
+              <w:t xml:space="preserve">When</w:t>
+            </w:r>
+            <w:r>
+              <w:t xml:space="preserve"> </w:t>
+            </w:r>
+            <w:r>
+              <w:rPr>
+                <w:rStyle w:val="VerbatimChar"/>
+              </w:rPr>
+              <w:t xml:space="preserve">cellMethod</w:t>
+            </w:r>
+            <w:r>
+              <w:t xml:space="preserve"> </w:t>
+            </w:r>
+            <w:r>
+              <w:t xml:space="preserve">is</w:t>
             </w:r>
             <w:r>
               <w:t xml:space="preserve"> </w:t>
@@ -4449,7 +4464,37 @@
               <w:t xml:space="preserve">POINT</w:t>
             </w:r>
             <w:r>
-              <w:t xml:space="preserve">, the value SHALL be 0, indicating an instantaneous measurement. For all other cell methods, the value SHALL be greater than 0, indicating the duration of the aggregation period. For example: * A 30-second mean temperature would have a</w:t>
+              <w:t xml:space="preserve">, the</w:t>
+            </w:r>
+            <w:r>
+              <w:t xml:space="preserve"> </w:t>
+            </w:r>
+            <w:r>
+              <w:rPr>
+                <w:rStyle w:val="VerbatimChar"/>
+              </w:rPr>
+              <w:t xml:space="preserve">cellPeriodSeconds</w:t>
+            </w:r>
+            <w:r>
+              <w:t xml:space="preserve"> </w:t>
+            </w:r>
+            <w:r>
+              <w:t xml:space="preserve">value SHALL be 0, indicating an instantaneous measurement. For all other cell methods, the</w:t>
+            </w:r>
+            <w:r>
+              <w:t xml:space="preserve"> </w:t>
+            </w:r>
+            <w:r>
+              <w:rPr>
+                <w:rStyle w:val="VerbatimChar"/>
+              </w:rPr>
+              <w:t xml:space="preserve">cellPeriodSeconds</w:t>
+            </w:r>
+            <w:r>
+              <w:t xml:space="preserve"> </w:t>
+            </w:r>
+            <w:r>
+              <w:t xml:space="preserve">value SHALL be greater than 0, indicating the duration of the aggregation period. For example: * A 30-second mean temperature would have a</w:t>
             </w:r>
             <w:r>
               <w:t xml:space="preserve"> </w:t>
@@ -4670,7 +4715,7 @@
                 <w:bCs/>
                 <w:b/>
               </w:rPr>
-              <w:t xml:space="preserve">/req/message-encoding/device-ref</w:t>
+              <w:t xml:space="preserve">/req/message-encoding/device_ref</w:t>
             </w:r>
           </w:p>
         </w:tc>
@@ -7151,76 +7196,40 @@
               <w:t xml:space="preserve">Locally managed vocabularies SHALL conform to the FAIR Guiding Principles for scientific data management (Findable, Accessible, Interoperable, Reusable). In particular:</w:t>
             </w:r>
           </w:p>
-        </w:tc>
-      </w:tr>
-      <w:tr>
-        <w:tc>
-          <w:tcPr/>
-          <w:p>
-            <w:pPr>
-              <w:jc w:val="center"/>
-            </w:pPr>
-            <w:r>
-              <w:t xml:space="preserve">C</w:t>
-            </w:r>
-          </w:p>
-        </w:tc>
-        <w:tc>
-          <w:tcPr/>
-          <w:p>
-            <w:pPr>
-              <w:jc w:val="left"/>
-            </w:pPr>
-            <w:r>
-              <w:t xml:space="preserve">The vocabulary SHALL be findable via a persistent, unique identifier (the namespace URI).</w:t>
-            </w:r>
-          </w:p>
-        </w:tc>
-      </w:tr>
-      <w:tr>
-        <w:tc>
-          <w:tcPr/>
-          <w:p>
-            <w:pPr>
-              <w:jc w:val="center"/>
-            </w:pPr>
-            <w:r>
-              <w:t xml:space="preserve">D</w:t>
-            </w:r>
-          </w:p>
-        </w:tc>
-        <w:tc>
-          <w:tcPr/>
-          <w:p>
-            <w:pPr>
-              <w:jc w:val="left"/>
-            </w:pPr>
-            <w:r>
-              <w:t xml:space="preserve">The vocabulary SHALL be accessible at that URI to all parties participating in the data exchange.</w:t>
-            </w:r>
-          </w:p>
-        </w:tc>
-      </w:tr>
-      <w:tr>
-        <w:tc>
-          <w:tcPr/>
-          <w:p>
-            <w:pPr>
-              <w:jc w:val="center"/>
-            </w:pPr>
-            <w:r>
-              <w:t xml:space="preserve">E</w:t>
-            </w:r>
-          </w:p>
-        </w:tc>
-        <w:tc>
-          <w:tcPr/>
-          <w:p>
-            <w:pPr>
-              <w:jc w:val="left"/>
-            </w:pPr>
-            <w:r>
-              <w:t xml:space="preserve">The vocabulary SHALL use an open, standardised representation (e.g., SKOS/RDF).</w:t>
+          <w:p>
+            <w:pPr>
+              <w:numPr>
+                <w:ilvl w:val="0"/>
+                <w:numId w:val="1012"/>
+              </w:numPr>
+              <w:jc w:val="left"/>
+            </w:pPr>
+            <w:r>
+              <w:t xml:space="preserve">the vocabulary SHALL be findable via a persistent, unique identifier (the namespace URI)</w:t>
+            </w:r>
+          </w:p>
+          <w:p>
+            <w:pPr>
+              <w:numPr>
+                <w:ilvl w:val="0"/>
+                <w:numId w:val="1012"/>
+              </w:numPr>
+              <w:jc w:val="left"/>
+            </w:pPr>
+            <w:r>
+              <w:t xml:space="preserve">the vocabulary SHALL be accessible at that URI to all parties participating in the data exchange</w:t>
+            </w:r>
+          </w:p>
+          <w:p>
+            <w:pPr>
+              <w:numPr>
+                <w:ilvl w:val="0"/>
+                <w:numId w:val="1012"/>
+              </w:numPr>
+              <w:jc w:val="left"/>
+            </w:pPr>
+            <w:r>
+              <w:t xml:space="preserve">the vocabulary SHALL use an open, standardized representation (e.g., SKOS/RDF)</w:t>
             </w:r>
           </w:p>
         </w:tc>
@@ -7917,7 +7926,7 @@
             <w:pPr>
               <w:numPr>
                 <w:ilvl w:val="0"/>
-                <w:numId w:val="1012"/>
+                <w:numId w:val="1013"/>
               </w:numPr>
               <w:jc w:val="left"/>
             </w:pPr>
@@ -7929,7 +7938,7 @@
             <w:pPr>
               <w:numPr>
                 <w:ilvl w:val="0"/>
-                <w:numId w:val="1012"/>
+                <w:numId w:val="1013"/>
               </w:numPr>
               <w:jc w:val="left"/>
             </w:pPr>
@@ -7941,7 +7950,7 @@
             <w:pPr>
               <w:numPr>
                 <w:ilvl w:val="0"/>
-                <w:numId w:val="1012"/>
+                <w:numId w:val="1013"/>
               </w:numPr>
               <w:jc w:val="left"/>
             </w:pPr>
@@ -8969,7 +8978,7 @@
         <w:pStyle w:val="FirstParagraph"/>
       </w:pPr>
       <w:r>
-        <w:t xml:space="preserve">All levels of the topic hierarchy are defined in a consistent manner to support a normalised and predictable structure.</w:t>
+        <w:t xml:space="preserve">All levels of the topic hierarchy are defined in a consistent manner to support a normalized and predictable structure.</w:t>
       </w:r>
     </w:p>
     <w:tbl>
@@ -9381,7 +9390,7 @@
     <w:bookmarkEnd w:id="89"/>
     <w:bookmarkEnd w:id="90"/>
     <w:bookmarkEnd w:id="91"/>
-    <w:bookmarkStart w:id="98" w:name="X78fdb1f4716baf4c26796c550dad0531813f831"/>
+    <w:bookmarkStart w:id="115" w:name="X78fdb1f4716baf4c26796c550dad0531813f831"/>
     <w:p>
       <w:pPr>
         <w:pStyle w:val="Heading1"/>
@@ -9390,7 +9399,7 @@
         <w:t xml:space="preserve">Conformance Class Abstract Test Suite (Normative)</w:t>
       </w:r>
     </w:p>
-    <w:bookmarkStart w:id="93" w:name="X61914e26939b0258a4f72336330af4ad3549113"/>
+    <w:bookmarkStart w:id="103" w:name="X61914e26939b0258a4f72336330af4ad3549113"/>
     <w:p>
       <w:pPr>
         <w:pStyle w:val="Heading2"/>
@@ -9514,7 +9523,7 @@
         <w:pStyle w:val="FirstParagraph"/>
       </w:pPr>
       <w:r>
-        <w:t xml:space="preserve">TODO</w:t>
+        <w:t xml:space="preserve">Open a FirstMileMessage message / file.</w:t>
       </w:r>
     </w:p>
     <w:p>
@@ -9522,12 +9531,1983 @@
         <w:pStyle w:val="BodyText"/>
       </w:pPr>
       <w:r>
-        <w:t xml:space="preserve">TODO</w:t>
+        <w:t xml:space="preserve">Verify that the file is encoded as Protobuf.</w:t>
+      </w:r>
+    </w:p>
+    <w:p>
+      <w:pPr>
+        <w:pStyle w:val="BodyText"/>
+      </w:pPr>
+      <w:r>
+        <w:t xml:space="preserve">Verify that the root field is one of</w:t>
+      </w:r>
+      <w:r>
+        <w:t xml:space="preserve"> </w:t>
+      </w:r>
+      <w:r>
+        <w:rPr>
+          <w:rStyle w:val="VerbatimChar"/>
+        </w:rPr>
+        <w:t xml:space="preserve">data</w:t>
+      </w:r>
+      <w:r>
+        <w:t xml:space="preserve"> </w:t>
+      </w:r>
+      <w:r>
+        <w:t xml:space="preserve">or</w:t>
+      </w:r>
+      <w:r>
+        <w:t xml:space="preserve"> </w:t>
+      </w:r>
+      <w:r>
+        <w:rPr>
+          <w:rStyle w:val="VerbatimChar"/>
+        </w:rPr>
+        <w:t xml:space="preserve">metadata</w:t>
+      </w:r>
+      <w:r>
+        <w:t xml:space="preserve">.</w:t>
       </w:r>
     </w:p>
     <w:bookmarkEnd w:id="92"/>
+    <w:bookmarkStart w:id="93" w:name="X51c3a8e568eacf9b8d1bbae619ee0b40d731bce"/>
+    <w:p>
+      <w:pPr>
+        <w:pStyle w:val="Heading3"/>
+      </w:pPr>
+      <w:r>
+        <w:t xml:space="preserve">Location</w:t>
+      </w:r>
+    </w:p>
+    <w:p>
+      <w:pPr>
+        <w:pStyle w:val="DefinitionTerm"/>
+      </w:pPr>
+      <w:r>
+        <w:t xml:space="preserve">label</w:t>
+      </w:r>
+    </w:p>
+    <w:p>
+      <w:pPr>
+        <w:pStyle w:val="Definition"/>
+      </w:pPr>
+      <w:r>
+        <w:t xml:space="preserve">/conf/message-encoding/location</w:t>
+      </w:r>
+    </w:p>
+    <w:p>
+      <w:pPr>
+        <w:pStyle w:val="DefinitionTerm"/>
+      </w:pPr>
+      <w:r>
+        <w:t xml:space="preserve">subject</w:t>
+      </w:r>
+    </w:p>
+    <w:p>
+      <w:pPr>
+        <w:pStyle w:val="Definition"/>
+      </w:pPr>
+      <w:r>
+        <w:t xml:space="preserve">/req/message-encoding/location</w:t>
+      </w:r>
+    </w:p>
+    <w:p>
+      <w:pPr>
+        <w:pStyle w:val="DefinitionTerm"/>
+      </w:pPr>
+      <w:r>
+        <w:t xml:space="preserve">test-purpose</w:t>
+      </w:r>
+    </w:p>
+    <w:p>
+      <w:pPr>
+        <w:pStyle w:val="Definition"/>
+      </w:pPr>
+      <w:r>
+        <w:t xml:space="preserve">Validate that a Location message is valid to the FMDE schema.</w:t>
+      </w:r>
+    </w:p>
+    <w:p>
+      <w:pPr>
+        <w:pStyle w:val="FirstParagraph"/>
+      </w:pPr>
+      <w:r>
+        <w:t xml:space="preserve">Open a FirstMileMessage message / file.</w:t>
+      </w:r>
+    </w:p>
+    <w:p>
+      <w:pPr>
+        <w:pStyle w:val="BodyText"/>
+      </w:pPr>
+      <w:r>
+        <w:t xml:space="preserve">Ensure that the root field is</w:t>
+      </w:r>
+      <w:r>
+        <w:t xml:space="preserve"> </w:t>
+      </w:r>
+      <w:r>
+        <w:rPr>
+          <w:rStyle w:val="VerbatimChar"/>
+        </w:rPr>
+        <w:t xml:space="preserve">metadata</w:t>
+      </w:r>
+      <w:r>
+        <w:t xml:space="preserve">.</w:t>
+      </w:r>
+    </w:p>
+    <w:p>
+      <w:pPr>
+        <w:pStyle w:val="BodyText"/>
+      </w:pPr>
+      <w:r>
+        <w:t xml:space="preserve">For all</w:t>
+      </w:r>
+      <w:r>
+        <w:t xml:space="preserve"> </w:t>
+      </w:r>
+      <w:r>
+        <w:rPr>
+          <w:rStyle w:val="VerbatimChar"/>
+        </w:rPr>
+        <w:t xml:space="preserve">node</w:t>
+      </w:r>
+      <w:r>
+        <w:t xml:space="preserve"> </w:t>
+      </w:r>
+      <w:r>
+        <w:t xml:space="preserve">or</w:t>
+      </w:r>
+      <w:r>
+        <w:t xml:space="preserve"> </w:t>
+      </w:r>
+      <w:r>
+        <w:rPr>
+          <w:rStyle w:val="VerbatimChar"/>
+        </w:rPr>
+        <w:t xml:space="preserve">observerDevice</w:t>
+      </w:r>
+      <w:r>
+        <w:t xml:space="preserve"> </w:t>
+      </w:r>
+      <w:r>
+        <w:t xml:space="preserve">fields:</w:t>
+      </w:r>
+    </w:p>
+    <w:p>
+      <w:pPr>
+        <w:numPr>
+          <w:ilvl w:val="0"/>
+          <w:numId w:val="1014"/>
+        </w:numPr>
+      </w:pPr>
+      <w:r>
+        <w:t xml:space="preserve">ensure that the</w:t>
+      </w:r>
+      <w:r>
+        <w:t xml:space="preserve"> </w:t>
+      </w:r>
+      <w:r>
+        <w:rPr>
+          <w:rStyle w:val="VerbatimChar"/>
+        </w:rPr>
+        <w:t xml:space="preserve">heightMetres</w:t>
+      </w:r>
+      <w:r>
+        <w:t xml:space="preserve"> </w:t>
+      </w:r>
+      <w:r>
+        <w:t xml:space="preserve">field is present</w:t>
+      </w:r>
+    </w:p>
+    <w:p>
+      <w:pPr>
+        <w:numPr>
+          <w:ilvl w:val="0"/>
+          <w:numId w:val="1014"/>
+        </w:numPr>
+      </w:pPr>
+      <w:r>
+        <w:t xml:space="preserve">ensure that the</w:t>
+      </w:r>
+      <w:r>
+        <w:t xml:space="preserve"> </w:t>
+      </w:r>
+      <w:r>
+        <w:rPr>
+          <w:rStyle w:val="VerbatimChar"/>
+        </w:rPr>
+        <w:t xml:space="preserve">referenceSurface</w:t>
+      </w:r>
+      <w:r>
+        <w:t xml:space="preserve"> </w:t>
+      </w:r>
+      <w:r>
+        <w:t xml:space="preserve">field is present with a value per Annex B.2.2</w:t>
+      </w:r>
+    </w:p>
     <w:bookmarkEnd w:id="93"/>
-    <w:bookmarkStart w:id="95" w:name="X5389d7d1d833cb46a9a3bc765742be3efe67619"/>
+    <w:bookmarkStart w:id="94" w:name="X6d35308c19f794e47158ba26438a527f8808fbc"/>
+    <w:p>
+      <w:pPr>
+        <w:pStyle w:val="Heading3"/>
+      </w:pPr>
+      <w:r>
+        <w:t xml:space="preserve">Metadata</w:t>
+      </w:r>
+    </w:p>
+    <w:p>
+      <w:pPr>
+        <w:pStyle w:val="DefinitionTerm"/>
+      </w:pPr>
+      <w:r>
+        <w:t xml:space="preserve">label</w:t>
+      </w:r>
+    </w:p>
+    <w:p>
+      <w:pPr>
+        <w:pStyle w:val="Definition"/>
+      </w:pPr>
+      <w:r>
+        <w:t xml:space="preserve">/conf/message-encoding/metadata</w:t>
+      </w:r>
+    </w:p>
+    <w:p>
+      <w:pPr>
+        <w:pStyle w:val="DefinitionTerm"/>
+      </w:pPr>
+      <w:r>
+        <w:t xml:space="preserve">subject</w:t>
+      </w:r>
+    </w:p>
+    <w:p>
+      <w:pPr>
+        <w:pStyle w:val="Definition"/>
+      </w:pPr>
+      <w:r>
+        <w:t xml:space="preserve">/req/message-encoding/metadata</w:t>
+      </w:r>
+    </w:p>
+    <w:p>
+      <w:pPr>
+        <w:pStyle w:val="DefinitionTerm"/>
+      </w:pPr>
+      <w:r>
+        <w:t xml:space="preserve">test-purpose</w:t>
+      </w:r>
+    </w:p>
+    <w:p>
+      <w:pPr>
+        <w:pStyle w:val="Definition"/>
+      </w:pPr>
+      <w:r>
+        <w:t xml:space="preserve">Validate that a Metadata message is valid to the FMDE schema.</w:t>
+      </w:r>
+    </w:p>
+    <w:p>
+      <w:pPr>
+        <w:pStyle w:val="FirstParagraph"/>
+      </w:pPr>
+      <w:r>
+        <w:t xml:space="preserve">Open a FirstMileMessage message / file.</w:t>
+      </w:r>
+    </w:p>
+    <w:p>
+      <w:pPr>
+        <w:pStyle w:val="BodyText"/>
+      </w:pPr>
+      <w:r>
+        <w:t xml:space="preserve">Ensure that the root field is</w:t>
+      </w:r>
+      <w:r>
+        <w:t xml:space="preserve"> </w:t>
+      </w:r>
+      <w:r>
+        <w:rPr>
+          <w:rStyle w:val="VerbatimChar"/>
+        </w:rPr>
+        <w:t xml:space="preserve">metadata</w:t>
+      </w:r>
+      <w:r>
+        <w:t xml:space="preserve">.</w:t>
+      </w:r>
+    </w:p>
+    <w:p>
+      <w:pPr>
+        <w:pStyle w:val="BodyText"/>
+      </w:pPr>
+      <w:r>
+        <w:t xml:space="preserve">Ensure that the</w:t>
+      </w:r>
+      <w:r>
+        <w:t xml:space="preserve"> </w:t>
+      </w:r>
+      <w:r>
+        <w:rPr>
+          <w:rStyle w:val="VerbatimChar"/>
+        </w:rPr>
+        <w:t xml:space="preserve">metadata</w:t>
+      </w:r>
+      <w:r>
+        <w:t xml:space="preserve"> </w:t>
+      </w:r>
+      <w:r>
+        <w:t xml:space="preserve">field contains a valid</w:t>
+      </w:r>
+      <w:r>
+        <w:t xml:space="preserve"> </w:t>
+      </w:r>
+      <w:r>
+        <w:rPr>
+          <w:rStyle w:val="VerbatimChar"/>
+        </w:rPr>
+        <w:t xml:space="preserve">node</w:t>
+      </w:r>
+      <w:r>
+        <w:t xml:space="preserve"> </w:t>
+      </w:r>
+      <w:r>
+        <w:t xml:space="preserve">field.</w:t>
+      </w:r>
+    </w:p>
+    <w:p>
+      <w:pPr>
+        <w:pStyle w:val="BodyText"/>
+      </w:pPr>
+      <w:r>
+        <w:t xml:space="preserve">Ensure that the</w:t>
+      </w:r>
+      <w:r>
+        <w:t xml:space="preserve"> </w:t>
+      </w:r>
+      <w:r>
+        <w:rPr>
+          <w:rStyle w:val="VerbatimChar"/>
+        </w:rPr>
+        <w:t xml:space="preserve">metadata</w:t>
+      </w:r>
+      <w:r>
+        <w:t xml:space="preserve"> </w:t>
+      </w:r>
+      <w:r>
+        <w:t xml:space="preserve">field contains at least one valid</w:t>
+      </w:r>
+      <w:r>
+        <w:t xml:space="preserve"> </w:t>
+      </w:r>
+      <w:r>
+        <w:rPr>
+          <w:rStyle w:val="VerbatimChar"/>
+        </w:rPr>
+        <w:t xml:space="preserve">observers</w:t>
+      </w:r>
+      <w:r>
+        <w:t xml:space="preserve"> </w:t>
+      </w:r>
+      <w:r>
+        <w:t xml:space="preserve">field.</w:t>
+      </w:r>
+    </w:p>
+    <w:p>
+      <w:pPr>
+        <w:pStyle w:val="BodyText"/>
+      </w:pPr>
+      <w:r>
+        <w:t xml:space="preserve">Ensure that the</w:t>
+      </w:r>
+      <w:r>
+        <w:t xml:space="preserve"> </w:t>
+      </w:r>
+      <w:r>
+        <w:rPr>
+          <w:rStyle w:val="VerbatimChar"/>
+        </w:rPr>
+        <w:t xml:space="preserve">metadata</w:t>
+      </w:r>
+      <w:r>
+        <w:t xml:space="preserve"> </w:t>
+      </w:r>
+      <w:r>
+        <w:t xml:space="preserve">field contains at least one valid</w:t>
+      </w:r>
+      <w:r>
+        <w:t xml:space="preserve"> </w:t>
+      </w:r>
+      <w:r>
+        <w:rPr>
+          <w:rStyle w:val="VerbatimChar"/>
+        </w:rPr>
+        <w:t xml:space="preserve">parameterDefinitions</w:t>
+      </w:r>
+      <w:r>
+        <w:t xml:space="preserve"> </w:t>
+      </w:r>
+      <w:r>
+        <w:t xml:space="preserve">field.</w:t>
+      </w:r>
+    </w:p>
+    <w:p>
+      <w:pPr>
+        <w:pStyle w:val="BodyText"/>
+      </w:pPr>
+      <w:r>
+        <w:t xml:space="preserve">Ensure that the</w:t>
+      </w:r>
+      <w:r>
+        <w:t xml:space="preserve"> </w:t>
+      </w:r>
+      <w:r>
+        <w:rPr>
+          <w:rStyle w:val="VerbatimChar"/>
+        </w:rPr>
+        <w:t xml:space="preserve">metadata</w:t>
+      </w:r>
+      <w:r>
+        <w:t xml:space="preserve"> </w:t>
+      </w:r>
+      <w:r>
+        <w:t xml:space="preserve">field contains a valid</w:t>
+      </w:r>
+      <w:r>
+        <w:t xml:space="preserve"> </w:t>
+      </w:r>
+      <w:r>
+        <w:rPr>
+          <w:rStyle w:val="VerbatimChar"/>
+        </w:rPr>
+        <w:t xml:space="preserve">namespaces</w:t>
+      </w:r>
+      <w:r>
+        <w:t xml:space="preserve"> </w:t>
+      </w:r>
+      <w:r>
+        <w:t xml:space="preserve">element with at least one namespace prefix / URI mapping.</w:t>
+      </w:r>
+    </w:p>
+    <w:bookmarkEnd w:id="94"/>
+    <w:bookmarkStart w:id="95" w:name="X1bbf01aee856e5f26438d0b0d7024e175cd8cc2"/>
+    <w:p>
+      <w:pPr>
+        <w:pStyle w:val="Heading3"/>
+      </w:pPr>
+      <w:r>
+        <w:t xml:space="preserve">Node</w:t>
+      </w:r>
+    </w:p>
+    <w:p>
+      <w:pPr>
+        <w:pStyle w:val="DefinitionTerm"/>
+      </w:pPr>
+      <w:r>
+        <w:t xml:space="preserve">label</w:t>
+      </w:r>
+    </w:p>
+    <w:p>
+      <w:pPr>
+        <w:pStyle w:val="Definition"/>
+      </w:pPr>
+      <w:r>
+        <w:t xml:space="preserve">/conf/message-encoding/node</w:t>
+      </w:r>
+    </w:p>
+    <w:p>
+      <w:pPr>
+        <w:pStyle w:val="DefinitionTerm"/>
+      </w:pPr>
+      <w:r>
+        <w:t xml:space="preserve">subject</w:t>
+      </w:r>
+    </w:p>
+    <w:p>
+      <w:pPr>
+        <w:pStyle w:val="Definition"/>
+      </w:pPr>
+      <w:r>
+        <w:t xml:space="preserve">/req/message-encoding/node</w:t>
+      </w:r>
+    </w:p>
+    <w:p>
+      <w:pPr>
+        <w:pStyle w:val="DefinitionTerm"/>
+      </w:pPr>
+      <w:r>
+        <w:t xml:space="preserve">test-purpose</w:t>
+      </w:r>
+    </w:p>
+    <w:p>
+      <w:pPr>
+        <w:pStyle w:val="Definition"/>
+      </w:pPr>
+      <w:r>
+        <w:t xml:space="preserve">Validate that a Metadata message is valid to the FMDE schema.</w:t>
+      </w:r>
+    </w:p>
+    <w:p>
+      <w:pPr>
+        <w:pStyle w:val="FirstParagraph"/>
+      </w:pPr>
+      <w:r>
+        <w:t xml:space="preserve">Open a FirstMileMessage message / file.</w:t>
+      </w:r>
+    </w:p>
+    <w:p>
+      <w:pPr>
+        <w:pStyle w:val="BodyText"/>
+      </w:pPr>
+      <w:r>
+        <w:t xml:space="preserve">Ensure that the root field is</w:t>
+      </w:r>
+      <w:r>
+        <w:t xml:space="preserve"> </w:t>
+      </w:r>
+      <w:r>
+        <w:rPr>
+          <w:rStyle w:val="VerbatimChar"/>
+        </w:rPr>
+        <w:t xml:space="preserve">metadata</w:t>
+      </w:r>
+      <w:r>
+        <w:t xml:space="preserve">.</w:t>
+      </w:r>
+    </w:p>
+    <w:p>
+      <w:pPr>
+        <w:pStyle w:val="BodyText"/>
+      </w:pPr>
+      <w:r>
+        <w:t xml:space="preserve">Ensure that the</w:t>
+      </w:r>
+      <w:r>
+        <w:t xml:space="preserve"> </w:t>
+      </w:r>
+      <w:r>
+        <w:rPr>
+          <w:rStyle w:val="VerbatimChar"/>
+        </w:rPr>
+        <w:t xml:space="preserve">metadata</w:t>
+      </w:r>
+      <w:r>
+        <w:t xml:space="preserve"> </w:t>
+      </w:r>
+      <w:r>
+        <w:t xml:space="preserve">field contains a valid</w:t>
+      </w:r>
+      <w:r>
+        <w:t xml:space="preserve"> </w:t>
+      </w:r>
+      <w:r>
+        <w:rPr>
+          <w:rStyle w:val="VerbatimChar"/>
+        </w:rPr>
+        <w:t xml:space="preserve">node</w:t>
+      </w:r>
+      <w:r>
+        <w:t xml:space="preserve"> </w:t>
+      </w:r>
+      <w:r>
+        <w:t xml:space="preserve">field.</w:t>
+      </w:r>
+    </w:p>
+    <w:bookmarkEnd w:id="95"/>
+    <w:bookmarkStart w:id="96" w:name="Xce9718d361137631e3f58eeec0d854504e24d6c"/>
+    <w:p>
+      <w:pPr>
+        <w:pStyle w:val="Heading3"/>
+      </w:pPr>
+      <w:r>
+        <w:t xml:space="preserve">Observer Device</w:t>
+      </w:r>
+    </w:p>
+    <w:p>
+      <w:pPr>
+        <w:pStyle w:val="DefinitionTerm"/>
+      </w:pPr>
+      <w:r>
+        <w:t xml:space="preserve">label</w:t>
+      </w:r>
+    </w:p>
+    <w:p>
+      <w:pPr>
+        <w:pStyle w:val="Definition"/>
+      </w:pPr>
+      <w:r>
+        <w:t xml:space="preserve">/conf/message-encoding/observer_device</w:t>
+      </w:r>
+    </w:p>
+    <w:p>
+      <w:pPr>
+        <w:pStyle w:val="DefinitionTerm"/>
+      </w:pPr>
+      <w:r>
+        <w:t xml:space="preserve">subject</w:t>
+      </w:r>
+    </w:p>
+    <w:p>
+      <w:pPr>
+        <w:pStyle w:val="Definition"/>
+      </w:pPr>
+      <w:r>
+        <w:t xml:space="preserve">/req/message-encoding/observer_device</w:t>
+      </w:r>
+    </w:p>
+    <w:p>
+      <w:pPr>
+        <w:pStyle w:val="DefinitionTerm"/>
+      </w:pPr>
+      <w:r>
+        <w:t xml:space="preserve">test-purpose</w:t>
+      </w:r>
+    </w:p>
+    <w:p>
+      <w:pPr>
+        <w:pStyle w:val="Definition"/>
+      </w:pPr>
+      <w:r>
+        <w:t xml:space="preserve">Validate that a Metadata message’s</w:t>
+      </w:r>
+      <w:r>
+        <w:t xml:space="preserve"> </w:t>
+      </w:r>
+      <w:r>
+        <w:rPr>
+          <w:rStyle w:val="VerbatimChar"/>
+        </w:rPr>
+        <w:t xml:space="preserve">observers</w:t>
+      </w:r>
+      <w:r>
+        <w:t xml:space="preserve"> </w:t>
+      </w:r>
+      <w:r>
+        <w:t xml:space="preserve">field is valid to the FMDE schema.</w:t>
+      </w:r>
+    </w:p>
+    <w:p>
+      <w:pPr>
+        <w:pStyle w:val="FirstParagraph"/>
+      </w:pPr>
+      <w:r>
+        <w:t xml:space="preserve">Open a FirstMileMessage message / file.</w:t>
+      </w:r>
+    </w:p>
+    <w:p>
+      <w:pPr>
+        <w:pStyle w:val="BodyText"/>
+      </w:pPr>
+      <w:r>
+        <w:t xml:space="preserve">Ensure that the root field is</w:t>
+      </w:r>
+      <w:r>
+        <w:t xml:space="preserve"> </w:t>
+      </w:r>
+      <w:r>
+        <w:rPr>
+          <w:rStyle w:val="VerbatimChar"/>
+        </w:rPr>
+        <w:t xml:space="preserve">metadata</w:t>
+      </w:r>
+      <w:r>
+        <w:t xml:space="preserve">.</w:t>
+      </w:r>
+    </w:p>
+    <w:p>
+      <w:pPr>
+        <w:pStyle w:val="BodyText"/>
+      </w:pPr>
+      <w:r>
+        <w:t xml:space="preserve">Ensure that the</w:t>
+      </w:r>
+      <w:r>
+        <w:t xml:space="preserve"> </w:t>
+      </w:r>
+      <w:r>
+        <w:rPr>
+          <w:rStyle w:val="VerbatimChar"/>
+        </w:rPr>
+        <w:t xml:space="preserve">metadata</w:t>
+      </w:r>
+      <w:r>
+        <w:t xml:space="preserve"> </w:t>
+      </w:r>
+      <w:r>
+        <w:t xml:space="preserve">field contains a valid</w:t>
+      </w:r>
+      <w:r>
+        <w:t xml:space="preserve"> </w:t>
+      </w:r>
+      <w:r>
+        <w:rPr>
+          <w:rStyle w:val="VerbatimChar"/>
+        </w:rPr>
+        <w:t xml:space="preserve">observers</w:t>
+      </w:r>
+      <w:r>
+        <w:t xml:space="preserve"> </w:t>
+      </w:r>
+      <w:r>
+        <w:t xml:space="preserve">field.</w:t>
+      </w:r>
+    </w:p>
+    <w:bookmarkEnd w:id="96"/>
+    <w:bookmarkStart w:id="97" w:name="X466558e4d1438b8a69f55437e747ae1443a93bd"/>
+    <w:p>
+      <w:pPr>
+        <w:pStyle w:val="Heading3"/>
+      </w:pPr>
+      <w:r>
+        <w:t xml:space="preserve">Parameter Definition</w:t>
+      </w:r>
+    </w:p>
+    <w:p>
+      <w:pPr>
+        <w:pStyle w:val="DefinitionTerm"/>
+      </w:pPr>
+      <w:r>
+        <w:t xml:space="preserve">label</w:t>
+      </w:r>
+    </w:p>
+    <w:p>
+      <w:pPr>
+        <w:pStyle w:val="Definition"/>
+      </w:pPr>
+      <w:r>
+        <w:t xml:space="preserve">/conf/message-encoding/parameter_definition</w:t>
+      </w:r>
+    </w:p>
+    <w:p>
+      <w:pPr>
+        <w:pStyle w:val="DefinitionTerm"/>
+      </w:pPr>
+      <w:r>
+        <w:t xml:space="preserve">subject</w:t>
+      </w:r>
+    </w:p>
+    <w:p>
+      <w:pPr>
+        <w:pStyle w:val="Definition"/>
+      </w:pPr>
+      <w:r>
+        <w:t xml:space="preserve">/req/message-encoding/parameter_definition</w:t>
+      </w:r>
+    </w:p>
+    <w:p>
+      <w:pPr>
+        <w:pStyle w:val="DefinitionTerm"/>
+      </w:pPr>
+      <w:r>
+        <w:t xml:space="preserve">test-purpose</w:t>
+      </w:r>
+    </w:p>
+    <w:p>
+      <w:pPr>
+        <w:pStyle w:val="Definition"/>
+      </w:pPr>
+      <w:r>
+        <w:t xml:space="preserve">Validate that a Metadata message’s</w:t>
+      </w:r>
+      <w:r>
+        <w:t xml:space="preserve"> </w:t>
+      </w:r>
+      <w:r>
+        <w:rPr>
+          <w:rStyle w:val="VerbatimChar"/>
+        </w:rPr>
+        <w:t xml:space="preserve">parameterDefinitions</w:t>
+      </w:r>
+      <w:r>
+        <w:t xml:space="preserve"> </w:t>
+      </w:r>
+      <w:r>
+        <w:t xml:space="preserve">field is valid to the FMDE schema.</w:t>
+      </w:r>
+    </w:p>
+    <w:p>
+      <w:pPr>
+        <w:pStyle w:val="FirstParagraph"/>
+      </w:pPr>
+      <w:r>
+        <w:t xml:space="preserve">Open a FirstMileMessage message / file.</w:t>
+      </w:r>
+    </w:p>
+    <w:p>
+      <w:pPr>
+        <w:pStyle w:val="BodyText"/>
+      </w:pPr>
+      <w:r>
+        <w:t xml:space="preserve">Ensure that the root field is</w:t>
+      </w:r>
+      <w:r>
+        <w:t xml:space="preserve"> </w:t>
+      </w:r>
+      <w:r>
+        <w:rPr>
+          <w:rStyle w:val="VerbatimChar"/>
+        </w:rPr>
+        <w:t xml:space="preserve">metadata</w:t>
+      </w:r>
+      <w:r>
+        <w:t xml:space="preserve">.</w:t>
+      </w:r>
+    </w:p>
+    <w:p>
+      <w:pPr>
+        <w:pStyle w:val="BodyText"/>
+      </w:pPr>
+      <w:r>
+        <w:t xml:space="preserve">Ensure that the</w:t>
+      </w:r>
+      <w:r>
+        <w:t xml:space="preserve"> </w:t>
+      </w:r>
+      <w:r>
+        <w:rPr>
+          <w:rStyle w:val="VerbatimChar"/>
+        </w:rPr>
+        <w:t xml:space="preserve">metadata</w:t>
+      </w:r>
+      <w:r>
+        <w:t xml:space="preserve"> </w:t>
+      </w:r>
+      <w:r>
+        <w:t xml:space="preserve">field contains a valid</w:t>
+      </w:r>
+      <w:r>
+        <w:t xml:space="preserve"> </w:t>
+      </w:r>
+      <w:r>
+        <w:rPr>
+          <w:rStyle w:val="VerbatimChar"/>
+        </w:rPr>
+        <w:t xml:space="preserve">parameterDefinitions</w:t>
+      </w:r>
+      <w:r>
+        <w:t xml:space="preserve"> </w:t>
+      </w:r>
+      <w:r>
+        <w:t xml:space="preserve">field.</w:t>
+      </w:r>
+    </w:p>
+    <w:bookmarkEnd w:id="97"/>
+    <w:bookmarkStart w:id="98" w:name="X4cc94a085ba3568c058fdd8c53467d413de5dbf"/>
+    <w:p>
+      <w:pPr>
+        <w:pStyle w:val="Heading3"/>
+      </w:pPr>
+      <w:r>
+        <w:t xml:space="preserve">Parameter</w:t>
+      </w:r>
+    </w:p>
+    <w:p>
+      <w:pPr>
+        <w:pStyle w:val="DefinitionTerm"/>
+      </w:pPr>
+      <w:r>
+        <w:t xml:space="preserve">label</w:t>
+      </w:r>
+    </w:p>
+    <w:p>
+      <w:pPr>
+        <w:pStyle w:val="Definition"/>
+      </w:pPr>
+      <w:r>
+        <w:t xml:space="preserve">/conf/message-encoding/parameter</w:t>
+      </w:r>
+    </w:p>
+    <w:p>
+      <w:pPr>
+        <w:pStyle w:val="DefinitionTerm"/>
+      </w:pPr>
+      <w:r>
+        <w:t xml:space="preserve">subject</w:t>
+      </w:r>
+    </w:p>
+    <w:p>
+      <w:pPr>
+        <w:pStyle w:val="Definition"/>
+      </w:pPr>
+      <w:r>
+        <w:t xml:space="preserve">/req/message-encoding/parameter</w:t>
+      </w:r>
+    </w:p>
+    <w:p>
+      <w:pPr>
+        <w:pStyle w:val="DefinitionTerm"/>
+      </w:pPr>
+      <w:r>
+        <w:t xml:space="preserve">test-purpose</w:t>
+      </w:r>
+    </w:p>
+    <w:p>
+      <w:pPr>
+        <w:pStyle w:val="Definition"/>
+      </w:pPr>
+      <w:r>
+        <w:t xml:space="preserve">Validate that a ParameterDefinition message’s</w:t>
+      </w:r>
+      <w:r>
+        <w:t xml:space="preserve"> </w:t>
+      </w:r>
+      <w:r>
+        <w:rPr>
+          <w:rStyle w:val="VerbatimChar"/>
+        </w:rPr>
+        <w:t xml:space="preserve">parameters</w:t>
+      </w:r>
+      <w:r>
+        <w:t xml:space="preserve"> </w:t>
+      </w:r>
+      <w:r>
+        <w:t xml:space="preserve">field is valid to the FMDE schema.</w:t>
+      </w:r>
+    </w:p>
+    <w:p>
+      <w:pPr>
+        <w:pStyle w:val="FirstParagraph"/>
+      </w:pPr>
+      <w:r>
+        <w:t xml:space="preserve">Open a FirstMileMessage message / file.</w:t>
+      </w:r>
+    </w:p>
+    <w:p>
+      <w:pPr>
+        <w:pStyle w:val="BodyText"/>
+      </w:pPr>
+      <w:r>
+        <w:t xml:space="preserve">Ensure that the root field is</w:t>
+      </w:r>
+      <w:r>
+        <w:t xml:space="preserve"> </w:t>
+      </w:r>
+      <w:r>
+        <w:rPr>
+          <w:rStyle w:val="VerbatimChar"/>
+        </w:rPr>
+        <w:t xml:space="preserve">metadata</w:t>
+      </w:r>
+      <w:r>
+        <w:t xml:space="preserve">.</w:t>
+      </w:r>
+    </w:p>
+    <w:p>
+      <w:pPr>
+        <w:pStyle w:val="BodyText"/>
+      </w:pPr>
+      <w:r>
+        <w:t xml:space="preserve">Ensure that the</w:t>
+      </w:r>
+      <w:r>
+        <w:t xml:space="preserve"> </w:t>
+      </w:r>
+      <w:r>
+        <w:rPr>
+          <w:rStyle w:val="VerbatimChar"/>
+        </w:rPr>
+        <w:t xml:space="preserve">metadata</w:t>
+      </w:r>
+      <w:r>
+        <w:t xml:space="preserve"> </w:t>
+      </w:r>
+      <w:r>
+        <w:t xml:space="preserve">field contains a valid</w:t>
+      </w:r>
+      <w:r>
+        <w:t xml:space="preserve"> </w:t>
+      </w:r>
+      <w:r>
+        <w:rPr>
+          <w:rStyle w:val="VerbatimChar"/>
+        </w:rPr>
+        <w:t xml:space="preserve">parameterDefinitions</w:t>
+      </w:r>
+      <w:r>
+        <w:t xml:space="preserve"> </w:t>
+      </w:r>
+      <w:r>
+        <w:t xml:space="preserve">field.</w:t>
+      </w:r>
+    </w:p>
+    <w:p>
+      <w:pPr>
+        <w:pStyle w:val="BodyText"/>
+      </w:pPr>
+      <w:r>
+        <w:t xml:space="preserve">Ensure that the</w:t>
+      </w:r>
+      <w:r>
+        <w:t xml:space="preserve"> </w:t>
+      </w:r>
+      <w:r>
+        <w:rPr>
+          <w:rStyle w:val="VerbatimChar"/>
+        </w:rPr>
+        <w:t xml:space="preserve">parameterDefinitions</w:t>
+      </w:r>
+      <w:r>
+        <w:t xml:space="preserve"> </w:t>
+      </w:r>
+      <w:r>
+        <w:t xml:space="preserve">field contains at least one valid</w:t>
+      </w:r>
+      <w:r>
+        <w:t xml:space="preserve"> </w:t>
+      </w:r>
+      <w:r>
+        <w:rPr>
+          <w:rStyle w:val="VerbatimChar"/>
+        </w:rPr>
+        <w:t xml:space="preserve">parameter</w:t>
+      </w:r>
+      <w:r>
+        <w:t xml:space="preserve"> </w:t>
+      </w:r>
+      <w:r>
+        <w:t xml:space="preserve">field.</w:t>
+      </w:r>
+    </w:p>
+    <w:p>
+      <w:pPr>
+        <w:pStyle w:val="BodyText"/>
+      </w:pPr>
+      <w:r>
+        <w:t xml:space="preserve">Verify that each</w:t>
+      </w:r>
+      <w:r>
+        <w:t xml:space="preserve"> </w:t>
+      </w:r>
+      <w:r>
+        <w:rPr>
+          <w:rStyle w:val="VerbatimChar"/>
+        </w:rPr>
+        <w:t xml:space="preserve">parameter</w:t>
+      </w:r>
+      <w:r>
+        <w:t xml:space="preserve"> </w:t>
+      </w:r>
+      <w:r>
+        <w:t xml:space="preserve">field contains a</w:t>
+      </w:r>
+      <w:r>
+        <w:t xml:space="preserve"> </w:t>
+      </w:r>
+      <w:r>
+        <w:rPr>
+          <w:rStyle w:val="VerbatimChar"/>
+        </w:rPr>
+        <w:t xml:space="preserve">unit</w:t>
+      </w:r>
+      <w:r>
+        <w:t xml:space="preserve"> </w:t>
+      </w:r>
+      <w:r>
+        <w:t xml:space="preserve">field whose value is part of one of the following codelists:</w:t>
+      </w:r>
+    </w:p>
+    <w:p>
+      <w:pPr>
+        <w:numPr>
+          <w:ilvl w:val="0"/>
+          <w:numId w:val="1015"/>
+        </w:numPr>
+      </w:pPr>
+      <w:r>
+        <w:t xml:space="preserve">WMO Register: Code Table C-6: List of units for TDCFs</w:t>
+      </w:r>
+    </w:p>
+    <w:p>
+      <w:pPr>
+        <w:numPr>
+          <w:ilvl w:val="0"/>
+          <w:numId w:val="1015"/>
+        </w:numPr>
+      </w:pPr>
+      <w:r>
+        <w:t xml:space="preserve">WMO First Mile unit registry</w:t>
+      </w:r>
+    </w:p>
+    <w:p>
+      <w:pPr>
+        <w:pStyle w:val="FirstParagraph"/>
+      </w:pPr>
+      <w:r>
+        <w:t xml:space="preserve">Ensure that</w:t>
+      </w:r>
+      <w:r>
+        <w:t xml:space="preserve"> </w:t>
+      </w:r>
+      <w:r>
+        <w:rPr>
+          <w:rStyle w:val="VerbatimChar"/>
+        </w:rPr>
+        <w:t xml:space="preserve">cellMethod</w:t>
+      </w:r>
+      <w:r>
+        <w:t xml:space="preserve"> </w:t>
+      </w:r>
+      <w:r>
+        <w:t xml:space="preserve">values equal to</w:t>
+      </w:r>
+      <w:r>
+        <w:t xml:space="preserve"> </w:t>
+      </w:r>
+      <w:r>
+        <w:rPr>
+          <w:rStyle w:val="VerbatimChar"/>
+        </w:rPr>
+        <w:t xml:space="preserve">POINT</w:t>
+      </w:r>
+      <w:r>
+        <w:t xml:space="preserve"> </w:t>
+      </w:r>
+      <w:r>
+        <w:t xml:space="preserve">has an associated</w:t>
+      </w:r>
+      <w:r>
+        <w:t xml:space="preserve"> </w:t>
+      </w:r>
+      <w:r>
+        <w:rPr>
+          <w:rStyle w:val="VerbatimChar"/>
+        </w:rPr>
+        <w:t xml:space="preserve">cellPeriodSeconds</w:t>
+      </w:r>
+      <w:r>
+        <w:t xml:space="preserve"> </w:t>
+      </w:r>
+      <w:r>
+        <w:t xml:space="preserve">value of</w:t>
+      </w:r>
+      <w:r>
+        <w:t xml:space="preserve"> </w:t>
+      </w:r>
+      <w:r>
+        <w:rPr>
+          <w:rStyle w:val="VerbatimChar"/>
+        </w:rPr>
+        <w:t xml:space="preserve">0</w:t>
+      </w:r>
+      <w:r>
+        <w:t xml:space="preserve">.</w:t>
+      </w:r>
+    </w:p>
+    <w:p>
+      <w:pPr>
+        <w:pStyle w:val="BodyText"/>
+      </w:pPr>
+      <w:r>
+        <w:t xml:space="preserve">Ensure that</w:t>
+      </w:r>
+      <w:r>
+        <w:t xml:space="preserve"> </w:t>
+      </w:r>
+      <w:r>
+        <w:rPr>
+          <w:rStyle w:val="VerbatimChar"/>
+        </w:rPr>
+        <w:t xml:space="preserve">cellMethod</w:t>
+      </w:r>
+      <w:r>
+        <w:t xml:space="preserve"> </w:t>
+      </w:r>
+      <w:r>
+        <w:t xml:space="preserve">values not equal to</w:t>
+      </w:r>
+      <w:r>
+        <w:t xml:space="preserve"> </w:t>
+      </w:r>
+      <w:r>
+        <w:rPr>
+          <w:rStyle w:val="VerbatimChar"/>
+        </w:rPr>
+        <w:t xml:space="preserve">POINT</w:t>
+      </w:r>
+      <w:r>
+        <w:t xml:space="preserve"> </w:t>
+      </w:r>
+      <w:r>
+        <w:t xml:space="preserve">has an associated</w:t>
+      </w:r>
+      <w:r>
+        <w:t xml:space="preserve"> </w:t>
+      </w:r>
+      <w:r>
+        <w:rPr>
+          <w:rStyle w:val="VerbatimChar"/>
+        </w:rPr>
+        <w:t xml:space="preserve">cellPeriodSeconds</w:t>
+      </w:r>
+      <w:r>
+        <w:t xml:space="preserve"> </w:t>
+      </w:r>
+      <w:r>
+        <w:t xml:space="preserve">value greater than</w:t>
+      </w:r>
+      <w:r>
+        <w:t xml:space="preserve"> </w:t>
+      </w:r>
+      <w:r>
+        <w:rPr>
+          <w:rStyle w:val="VerbatimChar"/>
+        </w:rPr>
+        <w:t xml:space="preserve">0</w:t>
+      </w:r>
+      <w:r>
+        <w:t xml:space="preserve">.</w:t>
+      </w:r>
+    </w:p>
+    <w:bookmarkEnd w:id="98"/>
+    <w:bookmarkStart w:id="99" w:name="Xca0cd18c4fea3048e526fd00cbfb298611772bb"/>
+    <w:p>
+      <w:pPr>
+        <w:pStyle w:val="Heading3"/>
+      </w:pPr>
+      <w:r>
+        <w:t xml:space="preserve">DeviceRef</w:t>
+      </w:r>
+    </w:p>
+    <w:p>
+      <w:pPr>
+        <w:pStyle w:val="DefinitionTerm"/>
+      </w:pPr>
+      <w:r>
+        <w:t xml:space="preserve">label</w:t>
+      </w:r>
+    </w:p>
+    <w:p>
+      <w:pPr>
+        <w:pStyle w:val="Definition"/>
+      </w:pPr>
+      <w:r>
+        <w:t xml:space="preserve">/conf/message-encoding/device_ref</w:t>
+      </w:r>
+    </w:p>
+    <w:p>
+      <w:pPr>
+        <w:pStyle w:val="DefinitionTerm"/>
+      </w:pPr>
+      <w:r>
+        <w:t xml:space="preserve">subject</w:t>
+      </w:r>
+    </w:p>
+    <w:p>
+      <w:pPr>
+        <w:pStyle w:val="Definition"/>
+      </w:pPr>
+      <w:r>
+        <w:t xml:space="preserve">/req/message-encoding/device_ref</w:t>
+      </w:r>
+    </w:p>
+    <w:p>
+      <w:pPr>
+        <w:pStyle w:val="DefinitionTerm"/>
+      </w:pPr>
+      <w:r>
+        <w:t xml:space="preserve">test-purpose</w:t>
+      </w:r>
+    </w:p>
+    <w:p>
+      <w:pPr>
+        <w:pStyle w:val="Definition"/>
+      </w:pPr>
+      <w:r>
+        <w:t xml:space="preserve">Validate that a Parameter message’s</w:t>
+      </w:r>
+      <w:r>
+        <w:t xml:space="preserve"> </w:t>
+      </w:r>
+      <w:r>
+        <w:rPr>
+          <w:rStyle w:val="VerbatimChar"/>
+        </w:rPr>
+        <w:t xml:space="preserve">device</w:t>
+      </w:r>
+      <w:r>
+        <w:t xml:space="preserve"> </w:t>
+      </w:r>
+      <w:r>
+        <w:t xml:space="preserve">field is valid to the FMDE schema.</w:t>
+      </w:r>
+    </w:p>
+    <w:p>
+      <w:pPr>
+        <w:pStyle w:val="FirstParagraph"/>
+      </w:pPr>
+      <w:r>
+        <w:t xml:space="preserve">Open a FirstMileMessage message / file.</w:t>
+      </w:r>
+    </w:p>
+    <w:p>
+      <w:pPr>
+        <w:pStyle w:val="BodyText"/>
+      </w:pPr>
+      <w:r>
+        <w:t xml:space="preserve">Ensure that the root field is</w:t>
+      </w:r>
+      <w:r>
+        <w:t xml:space="preserve"> </w:t>
+      </w:r>
+      <w:r>
+        <w:rPr>
+          <w:rStyle w:val="VerbatimChar"/>
+        </w:rPr>
+        <w:t xml:space="preserve">metadata</w:t>
+      </w:r>
+      <w:r>
+        <w:t xml:space="preserve">.</w:t>
+      </w:r>
+    </w:p>
+    <w:p>
+      <w:pPr>
+        <w:pStyle w:val="BodyText"/>
+      </w:pPr>
+      <w:r>
+        <w:t xml:space="preserve">Ensure that the</w:t>
+      </w:r>
+      <w:r>
+        <w:t xml:space="preserve"> </w:t>
+      </w:r>
+      <w:r>
+        <w:rPr>
+          <w:rStyle w:val="VerbatimChar"/>
+        </w:rPr>
+        <w:t xml:space="preserve">metadata</w:t>
+      </w:r>
+      <w:r>
+        <w:t xml:space="preserve"> </w:t>
+      </w:r>
+      <w:r>
+        <w:t xml:space="preserve">field contains a valid</w:t>
+      </w:r>
+      <w:r>
+        <w:t xml:space="preserve"> </w:t>
+      </w:r>
+      <w:r>
+        <w:rPr>
+          <w:rStyle w:val="VerbatimChar"/>
+        </w:rPr>
+        <w:t xml:space="preserve">parameterDefinitions</w:t>
+      </w:r>
+      <w:r>
+        <w:t xml:space="preserve"> </w:t>
+      </w:r>
+      <w:r>
+        <w:t xml:space="preserve">field.</w:t>
+      </w:r>
+    </w:p>
+    <w:p>
+      <w:pPr>
+        <w:pStyle w:val="BodyText"/>
+      </w:pPr>
+      <w:r>
+        <w:t xml:space="preserve">For each</w:t>
+      </w:r>
+      <w:r>
+        <w:t xml:space="preserve"> </w:t>
+      </w:r>
+      <w:r>
+        <w:rPr>
+          <w:rStyle w:val="VerbatimChar"/>
+        </w:rPr>
+        <w:t xml:space="preserve">parameterDefinitions</w:t>
+      </w:r>
+      <w:r>
+        <w:t xml:space="preserve"> </w:t>
+      </w:r>
+      <w:r>
+        <w:rPr>
+          <w:rStyle w:val="VerbatimChar"/>
+        </w:rPr>
+        <w:t xml:space="preserve">parameters</w:t>
+      </w:r>
+      <w:r>
+        <w:t xml:space="preserve"> </w:t>
+      </w:r>
+      <w:r>
+        <w:t xml:space="preserve">field, ensure that:</w:t>
+      </w:r>
+    </w:p>
+    <w:p>
+      <w:pPr>
+        <w:numPr>
+          <w:ilvl w:val="0"/>
+          <w:numId w:val="1016"/>
+        </w:numPr>
+      </w:pPr>
+      <w:r>
+        <w:t xml:space="preserve">a</w:t>
+      </w:r>
+      <w:r>
+        <w:t xml:space="preserve"> </w:t>
+      </w:r>
+      <w:r>
+        <w:rPr>
+          <w:rStyle w:val="VerbatimChar"/>
+        </w:rPr>
+        <w:t xml:space="preserve">device</w:t>
+      </w:r>
+      <w:r>
+        <w:t xml:space="preserve"> </w:t>
+      </w:r>
+      <w:r>
+        <w:t xml:space="preserve">field exists</w:t>
+      </w:r>
+    </w:p>
+    <w:p>
+      <w:pPr>
+        <w:numPr>
+          <w:ilvl w:val="0"/>
+          <w:numId w:val="1016"/>
+        </w:numPr>
+      </w:pPr>
+      <w:r>
+        <w:t xml:space="preserve">the</w:t>
+      </w:r>
+      <w:r>
+        <w:t xml:space="preserve"> </w:t>
+      </w:r>
+      <w:r>
+        <w:rPr>
+          <w:rStyle w:val="VerbatimChar"/>
+        </w:rPr>
+        <w:t xml:space="preserve">device</w:t>
+      </w:r>
+      <w:r>
+        <w:t xml:space="preserve"> </w:t>
+      </w:r>
+      <w:r>
+        <w:t xml:space="preserve">field containers either an</w:t>
+      </w:r>
+      <w:r>
+        <w:t xml:space="preserve"> </w:t>
+      </w:r>
+      <w:r>
+        <w:rPr>
+          <w:rStyle w:val="VerbatimChar"/>
+        </w:rPr>
+        <w:t xml:space="preserve">observerId</w:t>
+      </w:r>
+      <w:r>
+        <w:t xml:space="preserve"> </w:t>
+      </w:r>
+      <w:r>
+        <w:t xml:space="preserve">or</w:t>
+      </w:r>
+      <w:r>
+        <w:t xml:space="preserve"> </w:t>
+      </w:r>
+      <w:r>
+        <w:rPr>
+          <w:rStyle w:val="VerbatimChar"/>
+        </w:rPr>
+        <w:t xml:space="preserve">node</w:t>
+      </w:r>
+      <w:r>
+        <w:t xml:space="preserve"> </w:t>
+      </w:r>
+      <w:r>
+        <w:t xml:space="preserve">field</w:t>
+      </w:r>
+    </w:p>
+    <w:p>
+      <w:pPr>
+        <w:numPr>
+          <w:ilvl w:val="0"/>
+          <w:numId w:val="1016"/>
+        </w:numPr>
+      </w:pPr>
+      <w:r>
+        <w:t xml:space="preserve">all</w:t>
+      </w:r>
+      <w:r>
+        <w:t xml:space="preserve"> </w:t>
+      </w:r>
+      <w:r>
+        <w:rPr>
+          <w:rStyle w:val="VerbatimChar"/>
+        </w:rPr>
+        <w:t xml:space="preserve">observerId</w:t>
+      </w:r>
+      <w:r>
+        <w:t xml:space="preserve"> </w:t>
+      </w:r>
+      <w:r>
+        <w:t xml:space="preserve">field values are present in a Metadata message’s</w:t>
+      </w:r>
+      <w:r>
+        <w:t xml:space="preserve"> </w:t>
+      </w:r>
+      <w:r>
+        <w:rPr>
+          <w:rStyle w:val="VerbatimChar"/>
+        </w:rPr>
+        <w:t xml:space="preserve">observers</w:t>
+      </w:r>
+      <w:r>
+        <w:t xml:space="preserve"> </w:t>
+      </w:r>
+      <w:r>
+        <w:t xml:space="preserve">fields</w:t>
+      </w:r>
+    </w:p>
+    <w:bookmarkEnd w:id="99"/>
+    <w:bookmarkStart w:id="100" w:name="X6e2ac67c11075466170f2b627e999dc214781fa"/>
+    <w:p>
+      <w:pPr>
+        <w:pStyle w:val="Heading3"/>
+      </w:pPr>
+      <w:r>
+        <w:t xml:space="preserve">Data</w:t>
+      </w:r>
+    </w:p>
+    <w:p>
+      <w:pPr>
+        <w:pStyle w:val="DefinitionTerm"/>
+      </w:pPr>
+      <w:r>
+        <w:t xml:space="preserve">label</w:t>
+      </w:r>
+    </w:p>
+    <w:p>
+      <w:pPr>
+        <w:pStyle w:val="Definition"/>
+      </w:pPr>
+      <w:r>
+        <w:t xml:space="preserve">/conf/message-encoding/data</w:t>
+      </w:r>
+    </w:p>
+    <w:p>
+      <w:pPr>
+        <w:pStyle w:val="DefinitionTerm"/>
+      </w:pPr>
+      <w:r>
+        <w:t xml:space="preserve">subject</w:t>
+      </w:r>
+    </w:p>
+    <w:p>
+      <w:pPr>
+        <w:pStyle w:val="Definition"/>
+      </w:pPr>
+      <w:r>
+        <w:t xml:space="preserve">/req/message-encoding/data</w:t>
+      </w:r>
+    </w:p>
+    <w:p>
+      <w:pPr>
+        <w:pStyle w:val="DefinitionTerm"/>
+      </w:pPr>
+      <w:r>
+        <w:t xml:space="preserve">test-purpose</w:t>
+      </w:r>
+    </w:p>
+    <w:p>
+      <w:pPr>
+        <w:pStyle w:val="Definition"/>
+      </w:pPr>
+      <w:r>
+        <w:t xml:space="preserve">Validate that a Data message is valid to the FMDE schema.</w:t>
+      </w:r>
+    </w:p>
+    <w:p>
+      <w:pPr>
+        <w:pStyle w:val="FirstParagraph"/>
+      </w:pPr>
+      <w:r>
+        <w:t xml:space="preserve">Open a FirstMileMessage message / file.</w:t>
+      </w:r>
+    </w:p>
+    <w:p>
+      <w:pPr>
+        <w:pStyle w:val="BodyText"/>
+      </w:pPr>
+      <w:r>
+        <w:t xml:space="preserve">Ensure that the root field is</w:t>
+      </w:r>
+      <w:r>
+        <w:t xml:space="preserve"> </w:t>
+      </w:r>
+      <w:r>
+        <w:rPr>
+          <w:rStyle w:val="VerbatimChar"/>
+        </w:rPr>
+        <w:t xml:space="preserve">data</w:t>
+      </w:r>
+      <w:r>
+        <w:t xml:space="preserve">.</w:t>
+      </w:r>
+    </w:p>
+    <w:p>
+      <w:pPr>
+        <w:pStyle w:val="BodyText"/>
+      </w:pPr>
+      <w:r>
+        <w:t xml:space="preserve">Ensure that the</w:t>
+      </w:r>
+      <w:r>
+        <w:t xml:space="preserve"> </w:t>
+      </w:r>
+      <w:r>
+        <w:rPr>
+          <w:rStyle w:val="VerbatimChar"/>
+        </w:rPr>
+        <w:t xml:space="preserve">data</w:t>
+      </w:r>
+      <w:r>
+        <w:t xml:space="preserve"> </w:t>
+      </w:r>
+      <w:r>
+        <w:t xml:space="preserve">field contains at least one</w:t>
+      </w:r>
+      <w:r>
+        <w:t xml:space="preserve"> </w:t>
+      </w:r>
+      <w:r>
+        <w:rPr>
+          <w:rStyle w:val="VerbatimChar"/>
+        </w:rPr>
+        <w:t xml:space="preserve">observations</w:t>
+      </w:r>
+      <w:r>
+        <w:t xml:space="preserve"> </w:t>
+      </w:r>
+      <w:r>
+        <w:t xml:space="preserve">field.</w:t>
+      </w:r>
+    </w:p>
+    <w:bookmarkEnd w:id="100"/>
+    <w:bookmarkStart w:id="101" w:name="X8f28036470f224646d54da12c2b4827b91ec59f"/>
+    <w:p>
+      <w:pPr>
+        <w:pStyle w:val="Heading3"/>
+      </w:pPr>
+      <w:r>
+        <w:t xml:space="preserve">Observation</w:t>
+      </w:r>
+    </w:p>
+    <w:p>
+      <w:pPr>
+        <w:pStyle w:val="DefinitionTerm"/>
+      </w:pPr>
+      <w:r>
+        <w:t xml:space="preserve">label</w:t>
+      </w:r>
+    </w:p>
+    <w:p>
+      <w:pPr>
+        <w:pStyle w:val="Definition"/>
+      </w:pPr>
+      <w:r>
+        <w:t xml:space="preserve">/conf/message-encoding/observation</w:t>
+      </w:r>
+    </w:p>
+    <w:p>
+      <w:pPr>
+        <w:pStyle w:val="DefinitionTerm"/>
+      </w:pPr>
+      <w:r>
+        <w:t xml:space="preserve">subject</w:t>
+      </w:r>
+    </w:p>
+    <w:p>
+      <w:pPr>
+        <w:pStyle w:val="Definition"/>
+      </w:pPr>
+      <w:r>
+        <w:t xml:space="preserve">/req/message-encoding/observation</w:t>
+      </w:r>
+    </w:p>
+    <w:p>
+      <w:pPr>
+        <w:pStyle w:val="DefinitionTerm"/>
+      </w:pPr>
+      <w:r>
+        <w:t xml:space="preserve">test-purpose</w:t>
+      </w:r>
+    </w:p>
+    <w:p>
+      <w:pPr>
+        <w:pStyle w:val="Definition"/>
+      </w:pPr>
+      <w:r>
+        <w:t xml:space="preserve">Validate that an Observation message is valid to the FMDE schema.</w:t>
+      </w:r>
+    </w:p>
+    <w:p>
+      <w:pPr>
+        <w:pStyle w:val="FirstParagraph"/>
+      </w:pPr>
+      <w:r>
+        <w:t xml:space="preserve">Open a FirstMileMessage message / file.</w:t>
+      </w:r>
+    </w:p>
+    <w:p>
+      <w:pPr>
+        <w:pStyle w:val="BodyText"/>
+      </w:pPr>
+      <w:r>
+        <w:t xml:space="preserve">Ensure that the root field is</w:t>
+      </w:r>
+      <w:r>
+        <w:t xml:space="preserve"> </w:t>
+      </w:r>
+      <w:r>
+        <w:rPr>
+          <w:rStyle w:val="VerbatimChar"/>
+        </w:rPr>
+        <w:t xml:space="preserve">data</w:t>
+      </w:r>
+      <w:r>
+        <w:t xml:space="preserve">.</w:t>
+      </w:r>
+    </w:p>
+    <w:p>
+      <w:pPr>
+        <w:pStyle w:val="BodyText"/>
+      </w:pPr>
+      <w:r>
+        <w:t xml:space="preserve">Ensure that the</w:t>
+      </w:r>
+      <w:r>
+        <w:t xml:space="preserve"> </w:t>
+      </w:r>
+      <w:r>
+        <w:rPr>
+          <w:rStyle w:val="VerbatimChar"/>
+        </w:rPr>
+        <w:t xml:space="preserve">data</w:t>
+      </w:r>
+      <w:r>
+        <w:t xml:space="preserve"> </w:t>
+      </w:r>
+      <w:r>
+        <w:t xml:space="preserve">field contains a valid</w:t>
+      </w:r>
+      <w:r>
+        <w:t xml:space="preserve"> </w:t>
+      </w:r>
+      <w:r>
+        <w:rPr>
+          <w:rStyle w:val="VerbatimChar"/>
+        </w:rPr>
+        <w:t xml:space="preserve">observations</w:t>
+      </w:r>
+      <w:r>
+        <w:t xml:space="preserve"> </w:t>
+      </w:r>
+      <w:r>
+        <w:t xml:space="preserve">field.</w:t>
+      </w:r>
+    </w:p>
+    <w:p>
+      <w:pPr>
+        <w:pStyle w:val="BodyText"/>
+      </w:pPr>
+      <w:r>
+        <w:t xml:space="preserve">For each</w:t>
+      </w:r>
+      <w:r>
+        <w:t xml:space="preserve"> </w:t>
+      </w:r>
+      <w:r>
+        <w:rPr>
+          <w:rStyle w:val="VerbatimChar"/>
+        </w:rPr>
+        <w:t xml:space="preserve">observations</w:t>
+      </w:r>
+      <w:r>
+        <w:t xml:space="preserve"> </w:t>
+      </w:r>
+      <w:r>
+        <w:t xml:space="preserve">field:</w:t>
+      </w:r>
+    </w:p>
+    <w:p>
+      <w:pPr>
+        <w:numPr>
+          <w:ilvl w:val="0"/>
+          <w:numId w:val="1017"/>
+        </w:numPr>
+      </w:pPr>
+      <w:r>
+        <w:t xml:space="preserve">ensure that one or more</w:t>
+      </w:r>
+      <w:r>
+        <w:t xml:space="preserve"> </w:t>
+      </w:r>
+      <w:r>
+        <w:rPr>
+          <w:rStyle w:val="VerbatimChar"/>
+        </w:rPr>
+        <w:t xml:space="preserve">values</w:t>
+      </w:r>
+      <w:r>
+        <w:t xml:space="preserve"> </w:t>
+      </w:r>
+      <w:r>
+        <w:t xml:space="preserve">fields are present</w:t>
+      </w:r>
+    </w:p>
+    <w:bookmarkEnd w:id="101"/>
+    <w:bookmarkStart w:id="102" w:name="X9638150f1d165aeb684b10a551b77c4e2135a17"/>
+    <w:p>
+      <w:pPr>
+        <w:pStyle w:val="Heading3"/>
+      </w:pPr>
+      <w:r>
+        <w:t xml:space="preserve">Value</w:t>
+      </w:r>
+    </w:p>
+    <w:p>
+      <w:pPr>
+        <w:pStyle w:val="DefinitionTerm"/>
+      </w:pPr>
+      <w:r>
+        <w:t xml:space="preserve">label</w:t>
+      </w:r>
+    </w:p>
+    <w:p>
+      <w:pPr>
+        <w:pStyle w:val="Definition"/>
+      </w:pPr>
+      <w:r>
+        <w:t xml:space="preserve">/conf/message-encoding/value</w:t>
+      </w:r>
+    </w:p>
+    <w:p>
+      <w:pPr>
+        <w:pStyle w:val="DefinitionTerm"/>
+      </w:pPr>
+      <w:r>
+        <w:t xml:space="preserve">subject</w:t>
+      </w:r>
+    </w:p>
+    <w:p>
+      <w:pPr>
+        <w:pStyle w:val="Definition"/>
+      </w:pPr>
+      <w:r>
+        <w:t xml:space="preserve">/req/message-encoding/value</w:t>
+      </w:r>
+    </w:p>
+    <w:p>
+      <w:pPr>
+        <w:pStyle w:val="DefinitionTerm"/>
+      </w:pPr>
+      <w:r>
+        <w:t xml:space="preserve">test-purpose</w:t>
+      </w:r>
+    </w:p>
+    <w:p>
+      <w:pPr>
+        <w:pStyle w:val="Definition"/>
+      </w:pPr>
+      <w:r>
+        <w:t xml:space="preserve">Validate that an Observation message’s value field is valid to the FMDE schema.</w:t>
+      </w:r>
+    </w:p>
+    <w:p>
+      <w:pPr>
+        <w:pStyle w:val="FirstParagraph"/>
+      </w:pPr>
+      <w:r>
+        <w:t xml:space="preserve">Open a FirstMileMessage message / file.</w:t>
+      </w:r>
+    </w:p>
+    <w:p>
+      <w:pPr>
+        <w:pStyle w:val="BodyText"/>
+      </w:pPr>
+      <w:r>
+        <w:t xml:space="preserve">Ensure that the root field is</w:t>
+      </w:r>
+      <w:r>
+        <w:t xml:space="preserve"> </w:t>
+      </w:r>
+      <w:r>
+        <w:rPr>
+          <w:rStyle w:val="VerbatimChar"/>
+        </w:rPr>
+        <w:t xml:space="preserve">data</w:t>
+      </w:r>
+      <w:r>
+        <w:t xml:space="preserve">.</w:t>
+      </w:r>
+    </w:p>
+    <w:p>
+      <w:pPr>
+        <w:pStyle w:val="BodyText"/>
+      </w:pPr>
+      <w:r>
+        <w:t xml:space="preserve">Ensure that the</w:t>
+      </w:r>
+      <w:r>
+        <w:t xml:space="preserve"> </w:t>
+      </w:r>
+      <w:r>
+        <w:rPr>
+          <w:rStyle w:val="VerbatimChar"/>
+        </w:rPr>
+        <w:t xml:space="preserve">data</w:t>
+      </w:r>
+      <w:r>
+        <w:t xml:space="preserve"> </w:t>
+      </w:r>
+      <w:r>
+        <w:t xml:space="preserve">field contains a valid</w:t>
+      </w:r>
+      <w:r>
+        <w:t xml:space="preserve"> </w:t>
+      </w:r>
+      <w:r>
+        <w:rPr>
+          <w:rStyle w:val="VerbatimChar"/>
+        </w:rPr>
+        <w:t xml:space="preserve">observations</w:t>
+      </w:r>
+      <w:r>
+        <w:t xml:space="preserve"> </w:t>
+      </w:r>
+      <w:r>
+        <w:t xml:space="preserve">field.</w:t>
+      </w:r>
+    </w:p>
+    <w:p>
+      <w:pPr>
+        <w:pStyle w:val="BodyText"/>
+      </w:pPr>
+      <w:r>
+        <w:t xml:space="preserve">For each</w:t>
+      </w:r>
+      <w:r>
+        <w:t xml:space="preserve"> </w:t>
+      </w:r>
+      <w:r>
+        <w:rPr>
+          <w:rStyle w:val="VerbatimChar"/>
+        </w:rPr>
+        <w:t xml:space="preserve">observations</w:t>
+      </w:r>
+      <w:r>
+        <w:t xml:space="preserve"> </w:t>
+      </w:r>
+      <w:r>
+        <w:t xml:space="preserve">field, ensure that one or more valid</w:t>
+      </w:r>
+      <w:r>
+        <w:t xml:space="preserve"> </w:t>
+      </w:r>
+      <w:r>
+        <w:rPr>
+          <w:rStyle w:val="VerbatimChar"/>
+        </w:rPr>
+        <w:t xml:space="preserve">values</w:t>
+      </w:r>
+      <w:r>
+        <w:t xml:space="preserve"> </w:t>
+      </w:r>
+      <w:r>
+        <w:t xml:space="preserve">fields exists</w:t>
+      </w:r>
+    </w:p>
+    <w:bookmarkEnd w:id="102"/>
+    <w:bookmarkEnd w:id="103"/>
+    <w:bookmarkStart w:id="107" w:name="X5389d7d1d833cb46a9a3bc765742be3efe67619"/>
     <w:p>
       <w:pPr>
         <w:pStyle w:val="Heading2"/>
@@ -9589,18 +11569,557 @@
         <w:t xml:space="preserve">Target Type:Message Encoding</w:t>
       </w:r>
     </w:p>
-    <w:bookmarkStart w:id="94" w:name="X9e0a8bd10e03690b4283099fbf6931212327cb6"/>
+    <w:bookmarkStart w:id="104" w:name="Xca882b5cb825970caaae8cbb64e87d80a9b3197"/>
     <w:p>
       <w:pPr>
         <w:pStyle w:val="Heading3"/>
       </w:pPr>
       <w:r>
-        <w:t xml:space="preserve">Encoding</w:t>
-      </w:r>
-    </w:p>
-    <w:bookmarkEnd w:id="94"/>
-    <w:bookmarkEnd w:id="95"/>
-    <w:bookmarkStart w:id="97" w:name="X25cfcbd45372219887f566f1ba18f9d8ea1e5b4"/>
+        <w:t xml:space="preserve">Metadata namespace declaration</w:t>
+      </w:r>
+    </w:p>
+    <w:p>
+      <w:pPr>
+        <w:pStyle w:val="DefinitionTerm"/>
+      </w:pPr>
+      <w:r>
+        <w:t xml:space="preserve">label</w:t>
+      </w:r>
+    </w:p>
+    <w:p>
+      <w:pPr>
+        <w:pStyle w:val="Definition"/>
+      </w:pPr>
+      <w:r>
+        <w:t xml:space="preserve">/conf/parameter-standard-names/declaration</w:t>
+      </w:r>
+    </w:p>
+    <w:p>
+      <w:pPr>
+        <w:pStyle w:val="DefinitionTerm"/>
+      </w:pPr>
+      <w:r>
+        <w:t xml:space="preserve">subject</w:t>
+      </w:r>
+    </w:p>
+    <w:p>
+      <w:pPr>
+        <w:pStyle w:val="Definition"/>
+      </w:pPr>
+      <w:r>
+        <w:t xml:space="preserve">/req/parameter-standard-names/declaration</w:t>
+      </w:r>
+    </w:p>
+    <w:p>
+      <w:pPr>
+        <w:pStyle w:val="DefinitionTerm"/>
+      </w:pPr>
+      <w:r>
+        <w:t xml:space="preserve">test-purpose</w:t>
+      </w:r>
+    </w:p>
+    <w:p>
+      <w:pPr>
+        <w:pStyle w:val="Definition"/>
+      </w:pPr>
+      <w:r>
+        <w:t xml:space="preserve">Validate that Metadata namespace declarations are valid to the FMDE schema.</w:t>
+      </w:r>
+    </w:p>
+    <w:p>
+      <w:pPr>
+        <w:pStyle w:val="FirstParagraph"/>
+      </w:pPr>
+      <w:r>
+        <w:t xml:space="preserve">Open a FirstMileMessage message / file.</w:t>
+      </w:r>
+    </w:p>
+    <w:p>
+      <w:pPr>
+        <w:pStyle w:val="BodyText"/>
+      </w:pPr>
+      <w:r>
+        <w:t xml:space="preserve">Ensure that the root field is</w:t>
+      </w:r>
+      <w:r>
+        <w:t xml:space="preserve"> </w:t>
+      </w:r>
+      <w:r>
+        <w:rPr>
+          <w:rStyle w:val="VerbatimChar"/>
+        </w:rPr>
+        <w:t xml:space="preserve">metadata</w:t>
+      </w:r>
+      <w:r>
+        <w:t xml:space="preserve">.</w:t>
+      </w:r>
+    </w:p>
+    <w:p>
+      <w:pPr>
+        <w:pStyle w:val="BodyText"/>
+      </w:pPr>
+      <w:r>
+        <w:t xml:space="preserve">Ensure that the</w:t>
+      </w:r>
+      <w:r>
+        <w:t xml:space="preserve"> </w:t>
+      </w:r>
+      <w:r>
+        <w:rPr>
+          <w:rStyle w:val="VerbatimChar"/>
+        </w:rPr>
+        <w:t xml:space="preserve">metadata</w:t>
+      </w:r>
+      <w:r>
+        <w:t xml:space="preserve"> </w:t>
+      </w:r>
+      <w:r>
+        <w:t xml:space="preserve">field contains a valid</w:t>
+      </w:r>
+      <w:r>
+        <w:t xml:space="preserve"> </w:t>
+      </w:r>
+      <w:r>
+        <w:rPr>
+          <w:rStyle w:val="VerbatimChar"/>
+        </w:rPr>
+        <w:t xml:space="preserve">namespaces</w:t>
+      </w:r>
+      <w:r>
+        <w:t xml:space="preserve"> </w:t>
+      </w:r>
+      <w:r>
+        <w:t xml:space="preserve">map.</w:t>
+      </w:r>
+    </w:p>
+    <w:p>
+      <w:pPr>
+        <w:pStyle w:val="BodyText"/>
+      </w:pPr>
+      <w:r>
+        <w:t xml:space="preserve">Foreach namespace map:</w:t>
+      </w:r>
+    </w:p>
+    <w:p>
+      <w:pPr>
+        <w:numPr>
+          <w:ilvl w:val="0"/>
+          <w:numId w:val="1018"/>
+        </w:numPr>
+      </w:pPr>
+      <w:r>
+        <w:t xml:space="preserve">ensure the prefix (key) is non-empty containing only alphanumeric characters and underscores</w:t>
+      </w:r>
+    </w:p>
+    <w:p>
+      <w:pPr>
+        <w:numPr>
+          <w:ilvl w:val="0"/>
+          <w:numId w:val="1018"/>
+        </w:numPr>
+      </w:pPr>
+      <w:r>
+        <w:t xml:space="preserve">ensure the URI (value) is a resolvable URL by invoking an HTTP request. Ensure the HTTP response is successful</w:t>
+      </w:r>
+    </w:p>
+    <w:bookmarkEnd w:id="104"/>
+    <w:bookmarkStart w:id="105" w:name="X02ac9fcbd3a08c8b8e684950540ca1f6919813f"/>
+    <w:p>
+      <w:pPr>
+        <w:pStyle w:val="Heading3"/>
+      </w:pPr>
+      <w:r>
+        <w:t xml:space="preserve">Standard name assignment</w:t>
+      </w:r>
+    </w:p>
+    <w:p>
+      <w:pPr>
+        <w:pStyle w:val="DefinitionTerm"/>
+      </w:pPr>
+      <w:r>
+        <w:t xml:space="preserve">label</w:t>
+      </w:r>
+    </w:p>
+    <w:p>
+      <w:pPr>
+        <w:pStyle w:val="Definition"/>
+      </w:pPr>
+      <w:r>
+        <w:t xml:space="preserve">/conf/parameter-standard-names/assignment</w:t>
+      </w:r>
+    </w:p>
+    <w:p>
+      <w:pPr>
+        <w:pStyle w:val="DefinitionTerm"/>
+      </w:pPr>
+      <w:r>
+        <w:t xml:space="preserve">subject</w:t>
+      </w:r>
+    </w:p>
+    <w:p>
+      <w:pPr>
+        <w:pStyle w:val="Definition"/>
+      </w:pPr>
+      <w:r>
+        <w:t xml:space="preserve">/req/parameter-standard-names/assignment</w:t>
+      </w:r>
+    </w:p>
+    <w:p>
+      <w:pPr>
+        <w:pStyle w:val="DefinitionTerm"/>
+      </w:pPr>
+      <w:r>
+        <w:t xml:space="preserve">test-purpose</w:t>
+      </w:r>
+    </w:p>
+    <w:p>
+      <w:pPr>
+        <w:pStyle w:val="Definition"/>
+      </w:pPr>
+      <w:r>
+        <w:t xml:space="preserve">Validate that a Parameter message’s</w:t>
+      </w:r>
+      <w:r>
+        <w:t xml:space="preserve"> </w:t>
+      </w:r>
+      <w:r>
+        <w:rPr>
+          <w:rStyle w:val="VerbatimChar"/>
+        </w:rPr>
+        <w:t xml:space="preserve">standardNames</w:t>
+      </w:r>
+      <w:r>
+        <w:t xml:space="preserve"> </w:t>
+      </w:r>
+      <w:r>
+        <w:t xml:space="preserve">map elements are properly bound to the associated</w:t>
+      </w:r>
+      <w:r>
+        <w:t xml:space="preserve"> </w:t>
+      </w:r>
+      <w:r>
+        <w:rPr>
+          <w:rStyle w:val="VerbatimChar"/>
+        </w:rPr>
+        <w:t xml:space="preserve">namespaces</w:t>
+      </w:r>
+      <w:r>
+        <w:t xml:space="preserve"> </w:t>
+      </w:r>
+      <w:r>
+        <w:t xml:space="preserve">map.</w:t>
+      </w:r>
+    </w:p>
+    <w:p>
+      <w:pPr>
+        <w:pStyle w:val="FirstParagraph"/>
+      </w:pPr>
+      <w:r>
+        <w:t xml:space="preserve">Open a FirstMileMessage message / file.</w:t>
+      </w:r>
+    </w:p>
+    <w:p>
+      <w:pPr>
+        <w:pStyle w:val="BodyText"/>
+      </w:pPr>
+      <w:r>
+        <w:t xml:space="preserve">Ensure that the root field is</w:t>
+      </w:r>
+      <w:r>
+        <w:t xml:space="preserve"> </w:t>
+      </w:r>
+      <w:r>
+        <w:rPr>
+          <w:rStyle w:val="VerbatimChar"/>
+        </w:rPr>
+        <w:t xml:space="preserve">metadata</w:t>
+      </w:r>
+      <w:r>
+        <w:t xml:space="preserve">.</w:t>
+      </w:r>
+    </w:p>
+    <w:p>
+      <w:pPr>
+        <w:pStyle w:val="BodyText"/>
+      </w:pPr>
+      <w:r>
+        <w:t xml:space="preserve">Ensure that the</w:t>
+      </w:r>
+      <w:r>
+        <w:t xml:space="preserve"> </w:t>
+      </w:r>
+      <w:r>
+        <w:rPr>
+          <w:rStyle w:val="VerbatimChar"/>
+        </w:rPr>
+        <w:t xml:space="preserve">metadata</w:t>
+      </w:r>
+      <w:r>
+        <w:t xml:space="preserve"> </w:t>
+      </w:r>
+      <w:r>
+        <w:t xml:space="preserve">field contains a valid</w:t>
+      </w:r>
+      <w:r>
+        <w:t xml:space="preserve"> </w:t>
+      </w:r>
+      <w:r>
+        <w:rPr>
+          <w:rStyle w:val="VerbatimChar"/>
+        </w:rPr>
+        <w:t xml:space="preserve">namespaces</w:t>
+      </w:r>
+      <w:r>
+        <w:t xml:space="preserve"> </w:t>
+      </w:r>
+      <w:r>
+        <w:t xml:space="preserve">map.</w:t>
+      </w:r>
+    </w:p>
+    <w:p>
+      <w:pPr>
+        <w:pStyle w:val="BodyText"/>
+      </w:pPr>
+      <w:r>
+        <w:t xml:space="preserve">Foreach</w:t>
+      </w:r>
+      <w:r>
+        <w:t xml:space="preserve"> </w:t>
+      </w:r>
+      <w:r>
+        <w:rPr>
+          <w:rStyle w:val="VerbatimChar"/>
+        </w:rPr>
+        <w:t xml:space="preserve">parameterDefinitions</w:t>
+      </w:r>
+      <w:r>
+        <w:t xml:space="preserve"> </w:t>
+      </w:r>
+      <w:r>
+        <w:t xml:space="preserve">field:</w:t>
+      </w:r>
+    </w:p>
+    <w:p>
+      <w:pPr>
+        <w:numPr>
+          <w:ilvl w:val="0"/>
+          <w:numId w:val="1019"/>
+        </w:numPr>
+      </w:pPr>
+      <w:r>
+        <w:t xml:space="preserve">ensure the</w:t>
+      </w:r>
+      <w:r>
+        <w:t xml:space="preserve"> </w:t>
+      </w:r>
+      <w:r>
+        <w:rPr>
+          <w:rStyle w:val="VerbatimChar"/>
+        </w:rPr>
+        <w:t xml:space="preserve">standardNames</w:t>
+      </w:r>
+      <w:r>
+        <w:t xml:space="preserve"> </w:t>
+      </w:r>
+      <w:r>
+        <w:t xml:space="preserve">key is found in the list of keys in the root</w:t>
+      </w:r>
+      <w:r>
+        <w:t xml:space="preserve"> </w:t>
+      </w:r>
+      <w:r>
+        <w:rPr>
+          <w:rStyle w:val="VerbatimChar"/>
+        </w:rPr>
+        <w:t xml:space="preserve">namespaces</w:t>
+      </w:r>
+      <w:r>
+        <w:t xml:space="preserve"> </w:t>
+      </w:r>
+      <w:r>
+        <w:t xml:space="preserve">map.</w:t>
+      </w:r>
+    </w:p>
+    <w:bookmarkEnd w:id="105"/>
+    <w:bookmarkStart w:id="106" w:name="X82af876e536306318593ea8c8b85a3ba5bc77ef"/>
+    <w:p>
+      <w:pPr>
+        <w:pStyle w:val="Heading3"/>
+      </w:pPr>
+      <w:r>
+        <w:t xml:space="preserve">Standard name hierarchy</w:t>
+      </w:r>
+    </w:p>
+    <w:p>
+      <w:pPr>
+        <w:pStyle w:val="DefinitionTerm"/>
+      </w:pPr>
+      <w:r>
+        <w:t xml:space="preserve">label</w:t>
+      </w:r>
+    </w:p>
+    <w:p>
+      <w:pPr>
+        <w:pStyle w:val="Definition"/>
+      </w:pPr>
+      <w:r>
+        <w:t xml:space="preserve">/conf/parameter-standard-names/hierarchy</w:t>
+      </w:r>
+    </w:p>
+    <w:p>
+      <w:pPr>
+        <w:pStyle w:val="DefinitionTerm"/>
+      </w:pPr>
+      <w:r>
+        <w:t xml:space="preserve">subject</w:t>
+      </w:r>
+    </w:p>
+    <w:p>
+      <w:pPr>
+        <w:pStyle w:val="Definition"/>
+      </w:pPr>
+      <w:r>
+        <w:t xml:space="preserve">/req/parameter-standard-names/hierarchy</w:t>
+      </w:r>
+    </w:p>
+    <w:p>
+      <w:pPr>
+        <w:pStyle w:val="DefinitionTerm"/>
+      </w:pPr>
+      <w:r>
+        <w:t xml:space="preserve">test-purpose</w:t>
+      </w:r>
+    </w:p>
+    <w:p>
+      <w:pPr>
+        <w:pStyle w:val="Definition"/>
+      </w:pPr>
+      <w:r>
+        <w:t xml:space="preserve">Validate that standard names definitions are resolvable and available in open, standardized representations.</w:t>
+      </w:r>
+    </w:p>
+    <w:p>
+      <w:pPr>
+        <w:pStyle w:val="FirstParagraph"/>
+      </w:pPr>
+      <w:r>
+        <w:t xml:space="preserve">Open a FirstMileMessage message / file.</w:t>
+      </w:r>
+    </w:p>
+    <w:p>
+      <w:pPr>
+        <w:pStyle w:val="BodyText"/>
+      </w:pPr>
+      <w:r>
+        <w:t xml:space="preserve">Ensure that the root field is</w:t>
+      </w:r>
+      <w:r>
+        <w:t xml:space="preserve"> </w:t>
+      </w:r>
+      <w:r>
+        <w:rPr>
+          <w:rStyle w:val="VerbatimChar"/>
+        </w:rPr>
+        <w:t xml:space="preserve">metadata</w:t>
+      </w:r>
+      <w:r>
+        <w:t xml:space="preserve">.</w:t>
+      </w:r>
+    </w:p>
+    <w:p>
+      <w:pPr>
+        <w:pStyle w:val="BodyText"/>
+      </w:pPr>
+      <w:r>
+        <w:t xml:space="preserve">Ensure that the</w:t>
+      </w:r>
+      <w:r>
+        <w:t xml:space="preserve"> </w:t>
+      </w:r>
+      <w:r>
+        <w:rPr>
+          <w:rStyle w:val="VerbatimChar"/>
+        </w:rPr>
+        <w:t xml:space="preserve">metadata</w:t>
+      </w:r>
+      <w:r>
+        <w:t xml:space="preserve"> </w:t>
+      </w:r>
+      <w:r>
+        <w:t xml:space="preserve">field contains a valid</w:t>
+      </w:r>
+      <w:r>
+        <w:t xml:space="preserve"> </w:t>
+      </w:r>
+      <w:r>
+        <w:rPr>
+          <w:rStyle w:val="VerbatimChar"/>
+        </w:rPr>
+        <w:t xml:space="preserve">namespaces</w:t>
+      </w:r>
+      <w:r>
+        <w:t xml:space="preserve"> </w:t>
+      </w:r>
+      <w:r>
+        <w:t xml:space="preserve">map.</w:t>
+      </w:r>
+    </w:p>
+    <w:p>
+      <w:pPr>
+        <w:pStyle w:val="BodyText"/>
+      </w:pPr>
+      <w:r>
+        <w:t xml:space="preserve">Foreach</w:t>
+      </w:r>
+      <w:r>
+        <w:t xml:space="preserve"> </w:t>
+      </w:r>
+      <w:r>
+        <w:rPr>
+          <w:rStyle w:val="VerbatimChar"/>
+        </w:rPr>
+        <w:t xml:space="preserve">namespace</w:t>
+      </w:r>
+      <w:r>
+        <w:t xml:space="preserve"> </w:t>
+      </w:r>
+      <w:r>
+        <w:t xml:space="preserve">field, ensure that the vocabulary / URI is HTTP accessible without authentication or authorization:</w:t>
+      </w:r>
+    </w:p>
+    <w:p>
+      <w:pPr>
+        <w:numPr>
+          <w:ilvl w:val="0"/>
+          <w:numId w:val="1020"/>
+        </w:numPr>
+      </w:pPr>
+      <w:r>
+        <w:t xml:space="preserve">invoke an HTTP request on the vocabulary URI</w:t>
+      </w:r>
+    </w:p>
+    <w:p>
+      <w:pPr>
+        <w:numPr>
+          <w:ilvl w:val="0"/>
+          <w:numId w:val="1020"/>
+        </w:numPr>
+      </w:pPr>
+      <w:r>
+        <w:t xml:space="preserve">ensure a successful HTTP response</w:t>
+      </w:r>
+    </w:p>
+    <w:p>
+      <w:pPr>
+        <w:pStyle w:val="FirstParagraph"/>
+      </w:pPr>
+      <w:r>
+        <w:t xml:space="preserve">Precedence checking and FAIR Guide Principles are not applicable to ATS testing.</w:t>
+      </w:r>
+    </w:p>
+    <w:bookmarkEnd w:id="106"/>
+    <w:bookmarkEnd w:id="107"/>
+    <w:bookmarkStart w:id="114" w:name="X25cfcbd45372219887f566f1ba18f9d8ea1e5b4"/>
     <w:p>
       <w:pPr>
         <w:pStyle w:val="Heading2"/>
@@ -9662,19 +12181,481 @@
         <w:t xml:space="preserve">Target Type:Transmission</w:t>
       </w:r>
     </w:p>
-    <w:bookmarkStart w:id="96" w:name="X1ce7b2faea04fdf0ff6d0a1b438774f6451b392"/>
+    <w:bookmarkStart w:id="108" w:name="X2cd9975fd7d8213d9b8278cd8f5038ee0f6c521"/>
     <w:p>
       <w:pPr>
         <w:pStyle w:val="Heading3"/>
       </w:pPr>
       <w:r>
-        <w:t xml:space="preserve">Encoding</w:t>
-      </w:r>
-    </w:p>
-    <w:bookmarkEnd w:id="96"/>
-    <w:bookmarkEnd w:id="97"/>
-    <w:bookmarkEnd w:id="98"/>
-    <w:bookmarkStart w:id="103" w:name="schemas"/>
+        <w:t xml:space="preserve">Protocol</w:t>
+      </w:r>
+    </w:p>
+    <w:p>
+      <w:pPr>
+        <w:pStyle w:val="DefinitionTerm"/>
+      </w:pPr>
+      <w:r>
+        <w:t xml:space="preserve">label</w:t>
+      </w:r>
+    </w:p>
+    <w:p>
+      <w:pPr>
+        <w:pStyle w:val="Definition"/>
+      </w:pPr>
+      <w:r>
+        <w:t xml:space="preserve">/conf/transmission/protocol</w:t>
+      </w:r>
+    </w:p>
+    <w:p>
+      <w:pPr>
+        <w:pStyle w:val="DefinitionTerm"/>
+      </w:pPr>
+      <w:r>
+        <w:t xml:space="preserve">subject</w:t>
+      </w:r>
+    </w:p>
+    <w:p>
+      <w:pPr>
+        <w:pStyle w:val="Definition"/>
+      </w:pPr>
+      <w:r>
+        <w:t xml:space="preserve">/req/transmission/protocol</w:t>
+      </w:r>
+    </w:p>
+    <w:p>
+      <w:pPr>
+        <w:pStyle w:val="DefinitionTerm"/>
+      </w:pPr>
+      <w:r>
+        <w:t xml:space="preserve">test-purpose</w:t>
+      </w:r>
+    </w:p>
+    <w:p>
+      <w:pPr>
+        <w:pStyle w:val="Definition"/>
+      </w:pPr>
+      <w:r>
+        <w:t xml:space="preserve">Validate that a FirstMileMessage are transmitted and published using MQTT.</w:t>
+      </w:r>
+    </w:p>
+    <w:p>
+      <w:pPr>
+        <w:pStyle w:val="FirstParagraph"/>
+      </w:pPr>
+      <w:r>
+        <w:t xml:space="preserve">This requirement is not applicable to ATS testing.</w:t>
+      </w:r>
+    </w:p>
+    <w:bookmarkEnd w:id="108"/>
+    <w:bookmarkStart w:id="109" w:name="Xff77ddcf7ba7899c05302944b7a41491adf63b3"/>
+    <w:p>
+      <w:pPr>
+        <w:pStyle w:val="Heading3"/>
+      </w:pPr>
+      <w:r>
+        <w:t xml:space="preserve">Publishing</w:t>
+      </w:r>
+    </w:p>
+    <w:p>
+      <w:pPr>
+        <w:pStyle w:val="DefinitionTerm"/>
+      </w:pPr>
+      <w:r>
+        <w:t xml:space="preserve">label</w:t>
+      </w:r>
+    </w:p>
+    <w:p>
+      <w:pPr>
+        <w:pStyle w:val="Definition"/>
+      </w:pPr>
+      <w:r>
+        <w:t xml:space="preserve">/conf/transmission/publishing</w:t>
+      </w:r>
+    </w:p>
+    <w:p>
+      <w:pPr>
+        <w:pStyle w:val="DefinitionTerm"/>
+      </w:pPr>
+      <w:r>
+        <w:t xml:space="preserve">subject</w:t>
+      </w:r>
+    </w:p>
+    <w:p>
+      <w:pPr>
+        <w:pStyle w:val="Definition"/>
+      </w:pPr>
+      <w:r>
+        <w:t xml:space="preserve">/req/transmission/publishing</w:t>
+      </w:r>
+    </w:p>
+    <w:p>
+      <w:pPr>
+        <w:pStyle w:val="DefinitionTerm"/>
+      </w:pPr>
+      <w:r>
+        <w:t xml:space="preserve">test-purpose</w:t>
+      </w:r>
+    </w:p>
+    <w:p>
+      <w:pPr>
+        <w:pStyle w:val="Definition"/>
+      </w:pPr>
+      <w:r>
+        <w:t xml:space="preserve">Validate that a FirstMileMessage is transmitted and published using MQTT.</w:t>
+      </w:r>
+    </w:p>
+    <w:p>
+      <w:pPr>
+        <w:pStyle w:val="FirstParagraph"/>
+      </w:pPr>
+      <w:r>
+        <w:t xml:space="preserve">This requirement is not applicable to ATS testing.</w:t>
+      </w:r>
+    </w:p>
+    <w:bookmarkEnd w:id="109"/>
+    <w:bookmarkStart w:id="110" w:name="X06c2736f7db928b0bd6ef7439f8bed2ddd3073c"/>
+    <w:p>
+      <w:pPr>
+        <w:pStyle w:val="Heading3"/>
+      </w:pPr>
+      <w:r>
+        <w:t xml:space="preserve">Management</w:t>
+      </w:r>
+    </w:p>
+    <w:p>
+      <w:pPr>
+        <w:pStyle w:val="DefinitionTerm"/>
+      </w:pPr>
+      <w:r>
+        <w:t xml:space="preserve">label</w:t>
+      </w:r>
+    </w:p>
+    <w:p>
+      <w:pPr>
+        <w:pStyle w:val="Definition"/>
+      </w:pPr>
+      <w:r>
+        <w:t xml:space="preserve">/conf/transmission/management</w:t>
+      </w:r>
+    </w:p>
+    <w:p>
+      <w:pPr>
+        <w:pStyle w:val="DefinitionTerm"/>
+      </w:pPr>
+      <w:r>
+        <w:t xml:space="preserve">subject</w:t>
+      </w:r>
+    </w:p>
+    <w:p>
+      <w:pPr>
+        <w:pStyle w:val="Definition"/>
+      </w:pPr>
+      <w:r>
+        <w:t xml:space="preserve">/req/transmission/management</w:t>
+      </w:r>
+    </w:p>
+    <w:p>
+      <w:pPr>
+        <w:pStyle w:val="DefinitionTerm"/>
+      </w:pPr>
+      <w:r>
+        <w:t xml:space="preserve">test-purpose</w:t>
+      </w:r>
+    </w:p>
+    <w:p>
+      <w:pPr>
+        <w:pStyle w:val="Definition"/>
+      </w:pPr>
+      <w:r>
+        <w:t xml:space="preserve">Validate that the First Mile Topic Hierarchy is properly managed.</w:t>
+      </w:r>
+    </w:p>
+    <w:p>
+      <w:pPr>
+        <w:pStyle w:val="FirstParagraph"/>
+      </w:pPr>
+      <w:r>
+        <w:t xml:space="preserve">This requirement is not applicable to ATS testing.</w:t>
+      </w:r>
+    </w:p>
+    <w:bookmarkEnd w:id="110"/>
+    <w:bookmarkStart w:id="111" w:name="X39e3ab850dd6fdc9b592c6c2d83db7a602b982a"/>
+    <w:p>
+      <w:pPr>
+        <w:pStyle w:val="Heading3"/>
+      </w:pPr>
+      <w:r>
+        <w:t xml:space="preserve">Versioning</w:t>
+      </w:r>
+    </w:p>
+    <w:p>
+      <w:pPr>
+        <w:pStyle w:val="DefinitionTerm"/>
+      </w:pPr>
+      <w:r>
+        <w:t xml:space="preserve">label</w:t>
+      </w:r>
+    </w:p>
+    <w:p>
+      <w:pPr>
+        <w:pStyle w:val="Definition"/>
+      </w:pPr>
+      <w:r>
+        <w:t xml:space="preserve">/conf/transmission/versioning</w:t>
+      </w:r>
+    </w:p>
+    <w:p>
+      <w:pPr>
+        <w:pStyle w:val="DefinitionTerm"/>
+      </w:pPr>
+      <w:r>
+        <w:t xml:space="preserve">subject</w:t>
+      </w:r>
+    </w:p>
+    <w:p>
+      <w:pPr>
+        <w:pStyle w:val="Definition"/>
+      </w:pPr>
+      <w:r>
+        <w:t xml:space="preserve">/req/transmission/versioning</w:t>
+      </w:r>
+    </w:p>
+    <w:p>
+      <w:pPr>
+        <w:pStyle w:val="DefinitionTerm"/>
+      </w:pPr>
+      <w:r>
+        <w:t xml:space="preserve">test-purpose</w:t>
+      </w:r>
+    </w:p>
+    <w:p>
+      <w:pPr>
+        <w:pStyle w:val="Definition"/>
+      </w:pPr>
+      <w:r>
+        <w:t xml:space="preserve">Validate that First Mile Topic Hierarchy is properly versioned.</w:t>
+      </w:r>
+    </w:p>
+    <w:p>
+      <w:pPr>
+        <w:pStyle w:val="FirstParagraph"/>
+      </w:pPr>
+      <w:r>
+        <w:t xml:space="preserve">This requirement is not applicable to ATS testing.</w:t>
+      </w:r>
+    </w:p>
+    <w:bookmarkEnd w:id="111"/>
+    <w:bookmarkStart w:id="112" w:name="X12cb2a3b57e0240a9579fb47050a743ec66ee36"/>
+    <w:p>
+      <w:pPr>
+        <w:pStyle w:val="Heading3"/>
+      </w:pPr>
+      <w:r>
+        <w:t xml:space="preserve">Conventions</w:t>
+      </w:r>
+    </w:p>
+    <w:p>
+      <w:pPr>
+        <w:pStyle w:val="DefinitionTerm"/>
+      </w:pPr>
+      <w:r>
+        <w:t xml:space="preserve">label</w:t>
+      </w:r>
+    </w:p>
+    <w:p>
+      <w:pPr>
+        <w:pStyle w:val="Definition"/>
+      </w:pPr>
+      <w:r>
+        <w:t xml:space="preserve">/conf/transmission/conventions</w:t>
+      </w:r>
+    </w:p>
+    <w:p>
+      <w:pPr>
+        <w:pStyle w:val="DefinitionTerm"/>
+      </w:pPr>
+      <w:r>
+        <w:t xml:space="preserve">subject</w:t>
+      </w:r>
+    </w:p>
+    <w:p>
+      <w:pPr>
+        <w:pStyle w:val="Definition"/>
+      </w:pPr>
+      <w:r>
+        <w:t xml:space="preserve">/req/transmission/conventions</w:t>
+      </w:r>
+    </w:p>
+    <w:p>
+      <w:pPr>
+        <w:pStyle w:val="DefinitionTerm"/>
+      </w:pPr>
+      <w:r>
+        <w:t xml:space="preserve">test-purpose</w:t>
+      </w:r>
+    </w:p>
+    <w:p>
+      <w:pPr>
+        <w:pStyle w:val="Definition"/>
+      </w:pPr>
+      <w:r>
+        <w:t xml:space="preserve">Validate that a given First Mile topic meets the conventions of FMTH.</w:t>
+      </w:r>
+    </w:p>
+    <w:p>
+      <w:pPr>
+        <w:pStyle w:val="FirstParagraph"/>
+      </w:pPr>
+      <w:r>
+        <w:t xml:space="preserve">Check that all characters in the topic are lowercase.</w:t>
+      </w:r>
+    </w:p>
+    <w:p>
+      <w:pPr>
+        <w:pStyle w:val="BodyText"/>
+      </w:pPr>
+      <w:r>
+        <w:t xml:space="preserve">Check that all characters in the topic are based on ASCII T.50.</w:t>
+      </w:r>
+    </w:p>
+    <w:p>
+      <w:pPr>
+        <w:pStyle w:val="BodyText"/>
+      </w:pPr>
+      <w:r>
+        <w:t xml:space="preserve">Check that no characters in the topic contain dots (</w:t>
+      </w:r>
+      <w:r>
+        <w:rPr>
+          <w:rStyle w:val="VerbatimChar"/>
+        </w:rPr>
+        <w:t xml:space="preserve">.</w:t>
+      </w:r>
+      <w:r>
+        <w:t xml:space="preserve">).</w:t>
+      </w:r>
+    </w:p>
+    <w:bookmarkEnd w:id="112"/>
+    <w:bookmarkStart w:id="113" w:name="Xe8c664be51d058e521ad3709e66541761e7d403"/>
+    <w:p>
+      <w:pPr>
+        <w:pStyle w:val="Heading3"/>
+      </w:pPr>
+      <w:r>
+        <w:t xml:space="preserve">Group and Node identification</w:t>
+      </w:r>
+    </w:p>
+    <w:p>
+      <w:pPr>
+        <w:pStyle w:val="DefinitionTerm"/>
+      </w:pPr>
+      <w:r>
+        <w:t xml:space="preserve">label</w:t>
+      </w:r>
+    </w:p>
+    <w:p>
+      <w:pPr>
+        <w:pStyle w:val="Definition"/>
+      </w:pPr>
+      <w:r>
+        <w:t xml:space="preserve">/conf/transmission/group_node_id</w:t>
+      </w:r>
+    </w:p>
+    <w:p>
+      <w:pPr>
+        <w:pStyle w:val="DefinitionTerm"/>
+      </w:pPr>
+      <w:r>
+        <w:t xml:space="preserve">subject</w:t>
+      </w:r>
+    </w:p>
+    <w:p>
+      <w:pPr>
+        <w:pStyle w:val="Definition"/>
+      </w:pPr>
+      <w:r>
+        <w:t xml:space="preserve">/req/transmission/group_node_id</w:t>
+      </w:r>
+    </w:p>
+    <w:p>
+      <w:pPr>
+        <w:pStyle w:val="DefinitionTerm"/>
+      </w:pPr>
+      <w:r>
+        <w:t xml:space="preserve">test-purpose</w:t>
+      </w:r>
+    </w:p>
+    <w:p>
+      <w:pPr>
+        <w:pStyle w:val="Definition"/>
+      </w:pPr>
+      <w:r>
+        <w:t xml:space="preserve">Validate that a group-id or node-id is valid.</w:t>
+      </w:r>
+    </w:p>
+    <w:p>
+      <w:pPr>
+        <w:pStyle w:val="FirstParagraph"/>
+      </w:pPr>
+      <w:r>
+        <w:t xml:space="preserve">Foreach group-id or node-id:</w:t>
+      </w:r>
+    </w:p>
+    <w:p>
+      <w:pPr>
+        <w:numPr>
+          <w:ilvl w:val="0"/>
+          <w:numId w:val="1021"/>
+        </w:numPr>
+      </w:pPr>
+      <w:r>
+        <w:t xml:space="preserve">check that the value is not empty</w:t>
+      </w:r>
+    </w:p>
+    <w:p>
+      <w:pPr>
+        <w:numPr>
+          <w:ilvl w:val="0"/>
+          <w:numId w:val="1021"/>
+        </w:numPr>
+      </w:pPr>
+      <w:r>
+        <w:t xml:space="preserve">check that the value consists of only lowercase ASCII alphanumeric characters and hyphens (</w:t>
+      </w:r>
+      <w:r>
+        <w:rPr>
+          <w:rStyle w:val="VerbatimChar"/>
+        </w:rPr>
+        <w:t xml:space="preserve">-</w:t>
+      </w:r>
+      <w:r>
+        <w:t xml:space="preserve">)</w:t>
+      </w:r>
+    </w:p>
+    <w:p>
+      <w:pPr>
+        <w:numPr>
+          <w:ilvl w:val="0"/>
+          <w:numId w:val="1021"/>
+        </w:numPr>
+      </w:pPr>
+      <w:r>
+        <w:t xml:space="preserve">check that the value does not begin or end with a hyphen (</w:t>
+      </w:r>
+      <w:r>
+        <w:rPr>
+          <w:rStyle w:val="VerbatimChar"/>
+        </w:rPr>
+        <w:t xml:space="preserve">-</w:t>
+      </w:r>
+      <w:r>
+        <w:t xml:space="preserve">)</w:t>
+      </w:r>
+    </w:p>
+    <w:bookmarkEnd w:id="113"/>
+    <w:bookmarkEnd w:id="114"/>
+    <w:bookmarkEnd w:id="115"/>
+    <w:bookmarkStart w:id="120" w:name="schemas"/>
     <w:p>
       <w:pPr>
         <w:pStyle w:val="Heading1"/>
@@ -9706,7 +12687,7 @@
         <w:t xml:space="preserve">once the standard has been approved.</w:t>
       </w:r>
     </w:p>
-    <w:bookmarkStart w:id="99" w:name="X880462e29bd9c7f9cef187bf395e7ce87ff2224"/>
+    <w:bookmarkStart w:id="116" w:name="X880462e29bd9c7f9cef187bf395e7ce87ff2224"/>
     <w:p>
       <w:pPr>
         <w:pStyle w:val="Heading2"/>
@@ -10752,8 +13733,8 @@
         <w:t xml:space="preserve">}</w:t>
       </w:r>
     </w:p>
-    <w:bookmarkEnd w:id="99"/>
-    <w:bookmarkStart w:id="102" w:name="Xdd1fe16469c2eadaa904f6e369398e4a8c19852"/>
+    <w:bookmarkEnd w:id="116"/>
+    <w:bookmarkStart w:id="119" w:name="Xdd1fe16469c2eadaa904f6e369398e4a8c19852"/>
     <w:p>
       <w:pPr>
         <w:pStyle w:val="Heading2"/>
@@ -10762,7 +13743,7 @@
         <w:t xml:space="preserve">Enumerations</w:t>
       </w:r>
     </w:p>
-    <w:bookmarkStart w:id="100" w:name="X974361986fb85896cad8d73d8da9e7481cde38c"/>
+    <w:bookmarkStart w:id="117" w:name="X974361986fb85896cad8d73d8da9e7481cde38c"/>
     <w:p>
       <w:pPr>
         <w:pStyle w:val="Heading3"/>
@@ -11567,8 +14548,8 @@
         <w:t xml:space="preserve">shall specify the duration over which the aggregation is performed.</w:t>
       </w:r>
     </w:p>
-    <w:bookmarkEnd w:id="100"/>
-    <w:bookmarkStart w:id="101" w:name="X74d4f5b1443596dd08a6ea00592edb81132a5cb"/>
+    <w:bookmarkEnd w:id="117"/>
+    <w:bookmarkStart w:id="118" w:name="X74d4f5b1443596dd08a6ea00592edb81132a5cb"/>
     <w:p>
       <w:pPr>
         <w:pStyle w:val="Heading3"/>
@@ -11867,10 +14848,10 @@
         <w:t xml:space="preserve">The choice of reference surface is determined by the user based on the measurement context and requirements. For example, meteorological observations of air temperature typically use height above ground level (GL), while atmospheric pressure observations may reference mean sea level (MSL).</w:t>
       </w:r>
     </w:p>
-    <w:bookmarkEnd w:id="101"/>
-    <w:bookmarkEnd w:id="102"/>
-    <w:bookmarkEnd w:id="103"/>
-    <w:bookmarkStart w:id="108" w:name="examples"/>
+    <w:bookmarkEnd w:id="118"/>
+    <w:bookmarkEnd w:id="119"/>
+    <w:bookmarkEnd w:id="120"/>
+    <w:bookmarkStart w:id="125" w:name="examples"/>
     <w:p>
       <w:pPr>
         <w:pStyle w:val="Heading1"/>
@@ -11879,7 +14860,7 @@
         <w:t xml:space="preserve">Examples (Informative)</w:t>
       </w:r>
     </w:p>
-    <w:bookmarkStart w:id="104" w:name="X68ae7d3cf07904a2b65da44dbbe6172616b3505"/>
+    <w:bookmarkStart w:id="121" w:name="X68ae7d3cf07904a2b65da44dbbe6172616b3505"/>
     <w:p>
       <w:pPr>
         <w:pStyle w:val="Heading2"/>
@@ -11888,8 +14869,8 @@
         <w:t xml:space="preserve">Transmission topics</w:t>
       </w:r>
     </w:p>
-    <w:bookmarkEnd w:id="104"/>
-    <w:bookmarkStart w:id="107" w:name="X9f4d614843744384f3a7741ad5521bc4cfb9588"/>
+    <w:bookmarkEnd w:id="121"/>
+    <w:bookmarkStart w:id="124" w:name="X9f4d614843744384f3a7741ad5521bc4cfb9588"/>
     <w:p>
       <w:pPr>
         <w:pStyle w:val="Heading2"/>
@@ -11936,7 +14917,7 @@
         <w:t xml:space="preserve">elements populated as appropriate.</w:t>
       </w:r>
     </w:p>
-    <w:bookmarkStart w:id="105" w:name="Xf60c31f0b033f47ccd54b1ba8c1bc71fef83521"/>
+    <w:bookmarkStart w:id="122" w:name="Xf60c31f0b033f47ccd54b1ba8c1bc71fef83521"/>
     <w:p>
       <w:pPr>
         <w:pStyle w:val="Heading3"/>
@@ -11957,7 +14938,7 @@
       <w:pPr>
         <w:numPr>
           <w:ilvl w:val="0"/>
-          <w:numId w:val="1013"/>
+          <w:numId w:val="1022"/>
         </w:numPr>
       </w:pPr>
       <w:r>
@@ -11968,7 +14949,7 @@
       <w:pPr>
         <w:numPr>
           <w:ilvl w:val="0"/>
-          <w:numId w:val="1013"/>
+          <w:numId w:val="1022"/>
         </w:numPr>
       </w:pPr>
       <w:r>
@@ -11987,7 +14968,7 @@
       <w:pPr>
         <w:numPr>
           <w:ilvl w:val="0"/>
-          <w:numId w:val="1014"/>
+          <w:numId w:val="1023"/>
         </w:numPr>
       </w:pPr>
       <w:r>
@@ -11998,7 +14979,7 @@
       <w:pPr>
         <w:numPr>
           <w:ilvl w:val="0"/>
-          <w:numId w:val="1014"/>
+          <w:numId w:val="1023"/>
         </w:numPr>
       </w:pPr>
       <w:r>
@@ -12009,7 +14990,7 @@
       <w:pPr>
         <w:numPr>
           <w:ilvl w:val="0"/>
-          <w:numId w:val="1014"/>
+          <w:numId w:val="1023"/>
         </w:numPr>
       </w:pPr>
       <w:r>
@@ -12020,7 +15001,7 @@
       <w:pPr>
         <w:numPr>
           <w:ilvl w:val="0"/>
-          <w:numId w:val="1014"/>
+          <w:numId w:val="1023"/>
         </w:numPr>
       </w:pPr>
       <w:r>
@@ -12817,8 +15798,8 @@
         <w:t xml:space="preserve">}</w:t>
       </w:r>
     </w:p>
-    <w:bookmarkEnd w:id="105"/>
-    <w:bookmarkStart w:id="106" w:name="Xbb398be7af3d39d057a6ad565684f67e2e8badc"/>
+    <w:bookmarkEnd w:id="122"/>
+    <w:bookmarkStart w:id="123" w:name="Xbb398be7af3d39d057a6ad565684f67e2e8badc"/>
     <w:p>
       <w:pPr>
         <w:pStyle w:val="Heading3"/>
@@ -12839,7 +15820,7 @@
       <w:pPr>
         <w:numPr>
           <w:ilvl w:val="0"/>
-          <w:numId w:val="1015"/>
+          <w:numId w:val="1024"/>
         </w:numPr>
       </w:pPr>
       <w:r>
@@ -12850,7 +15831,7 @@
       <w:pPr>
         <w:numPr>
           <w:ilvl w:val="0"/>
-          <w:numId w:val="1015"/>
+          <w:numId w:val="1024"/>
         </w:numPr>
       </w:pPr>
       <w:r>
@@ -12869,7 +15850,7 @@
       <w:pPr>
         <w:numPr>
           <w:ilvl w:val="0"/>
-          <w:numId w:val="1016"/>
+          <w:numId w:val="1025"/>
         </w:numPr>
       </w:pPr>
       <w:r>
@@ -12880,7 +15861,7 @@
       <w:pPr>
         <w:numPr>
           <w:ilvl w:val="0"/>
-          <w:numId w:val="1016"/>
+          <w:numId w:val="1025"/>
         </w:numPr>
       </w:pPr>
       <w:r>
@@ -12891,7 +15872,7 @@
       <w:pPr>
         <w:numPr>
           <w:ilvl w:val="0"/>
-          <w:numId w:val="1016"/>
+          <w:numId w:val="1025"/>
         </w:numPr>
       </w:pPr>
       <w:r>
@@ -12902,7 +15883,7 @@
       <w:pPr>
         <w:numPr>
           <w:ilvl w:val="0"/>
-          <w:numId w:val="1016"/>
+          <w:numId w:val="1025"/>
         </w:numPr>
       </w:pPr>
       <w:r>
@@ -14881,10 +17862,10 @@
         <w:t xml:space="preserve">}</w:t>
       </w:r>
     </w:p>
-    <w:bookmarkEnd w:id="106"/>
-    <w:bookmarkEnd w:id="107"/>
-    <w:bookmarkEnd w:id="108"/>
-    <w:bookmarkStart w:id="111" w:name="Bibliography"/>
+    <w:bookmarkEnd w:id="123"/>
+    <w:bookmarkEnd w:id="124"/>
+    <w:bookmarkEnd w:id="125"/>
+    <w:bookmarkStart w:id="128" w:name="Bibliography"/>
     <w:p>
       <w:pPr>
         <w:pStyle w:val="Heading1"/>
@@ -14897,11 +17878,11 @@
       <w:pPr>
         <w:numPr>
           <w:ilvl w:val="0"/>
-          <w:numId w:val="1017"/>
+          <w:numId w:val="1026"/>
         </w:numPr>
       </w:pPr>
-      <w:bookmarkStart w:id="109" w:name="link-relations"/>
-      <w:bookmarkEnd w:id="109"/>
+      <w:bookmarkStart w:id="126" w:name="link-relations"/>
+      <w:bookmarkEnd w:id="126"/>
       <w:r>
         <w:t xml:space="preserve"> </w:t>
       </w:r>
@@ -14911,7 +17892,7 @@
       <w:r>
         <w:t xml:space="preserve"> </w:t>
       </w:r>
-      <w:hyperlink r:id="rId110">
+      <w:hyperlink r:id="rId127">
         <w:r>
           <w:rPr>
             <w:rStyle w:val="Hyperlink"/>
@@ -14920,8 +17901,8 @@
         </w:r>
       </w:hyperlink>
     </w:p>
-    <w:bookmarkEnd w:id="111"/>
-    <w:bookmarkStart w:id="112" w:name="X7704236ba72ed8cc2b9a9e238d27c640b9b6528"/>
+    <w:bookmarkEnd w:id="128"/>
+    <w:bookmarkStart w:id="129" w:name="X7704236ba72ed8cc2b9a9e238d27c640b9b6528"/>
     <w:p>
       <w:pPr>
         <w:pStyle w:val="Heading1"/>
@@ -15067,7 +18048,7 @@
         </w:tc>
       </w:tr>
     </w:tbl>
-    <w:bookmarkEnd w:id="112"/>
+    <w:bookmarkEnd w:id="129"/>
     <w:sectPr/>
   </w:body>
 </w:document>
@@ -15374,6 +18355,33 @@
     <w:abstractNumId w:val="991"/>
   </w:num>
   <w:num w:numId="1017">
+    <w:abstractNumId w:val="991"/>
+  </w:num>
+  <w:num w:numId="1018">
+    <w:abstractNumId w:val="991"/>
+  </w:num>
+  <w:num w:numId="1019">
+    <w:abstractNumId w:val="991"/>
+  </w:num>
+  <w:num w:numId="1020">
+    <w:abstractNumId w:val="991"/>
+  </w:num>
+  <w:num w:numId="1021">
+    <w:abstractNumId w:val="991"/>
+  </w:num>
+  <w:num w:numId="1022">
+    <w:abstractNumId w:val="991"/>
+  </w:num>
+  <w:num w:numId="1023">
+    <w:abstractNumId w:val="991"/>
+  </w:num>
+  <w:num w:numId="1024">
+    <w:abstractNumId w:val="991"/>
+  </w:num>
+  <w:num w:numId="1025">
+    <w:abstractNumId w:val="991"/>
+  </w:num>
+  <w:num w:numId="1026">
     <w:abstractNumId w:val="991"/>
   </w:num>
 </w:numbering>

--- a/standard/fmde-DRAFT.docx
+++ b/standard/fmde-DRAFT.docx
@@ -39,7 +39,7 @@
         <w:pStyle w:val="Date"/>
       </w:pPr>
       <w:r>
-        <w:t xml:space="preserve">2026-07-28</w:t>
+        <w:t xml:space="preserve">2026-10-22</w:t>
       </w:r>
     </w:p>
     <w:p>
@@ -92,20 +92,20 @@
               <w:jc w:val="left"/>
             </w:pPr>
             <w:r>
-              <w:t xml:space="preserve">Date: 2026-07-28</w:t>
-            </w:r>
-          </w:p>
-        </w:tc>
-      </w:tr>
-      <w:tr>
-        <w:tc>
-          <w:tcPr/>
-          <w:p>
-            <w:pPr>
-              <w:jc w:val="left"/>
-            </w:pPr>
-            <w:r>
-              <w:t xml:space="preserve">Version: 0.0.1-DRAFT-2026-07-28</w:t>
+              <w:t xml:space="preserve">Date: 2026-10-22</w:t>
+            </w:r>
+          </w:p>
+        </w:tc>
+      </w:tr>
+      <w:tr>
+        <w:tc>
+          <w:tcPr/>
+          <w:p>
+            <w:pPr>
+              <w:jc w:val="left"/>
+            </w:pPr>
+            <w:r>
+              <w:t xml:space="preserve">Version: 0.0.1-DRAFT-2026-10-22</w:t>
             </w:r>
           </w:p>
         </w:tc>
@@ -7976,7 +7976,7 @@
         <w:pStyle w:val="FirstParagraph"/>
       </w:pPr>
       <w:r>
-        <w:t xml:space="preserve">The First Mile Topic Hierarchy is composed of five mandatory levels. The representation is encoded as a simple text string of values at each topic level, separated by a slash (</w:t>
+        <w:t xml:space="preserve">The First Mile Topic Hierarchy is composed of four mandatory levels. The representation is encoded as a simple text string of values at each topic level, separated by a slash (</w:t>
       </w:r>
       <w:r>
         <w:rPr>
@@ -8011,7 +8011,7 @@
         <w:rPr>
           <w:rStyle w:val="VerbatimChar"/>
         </w:rPr>
-        <w:t xml:space="preserve">firstmile/a/my-group/station-001/data</w:t>
+        <w:t xml:space="preserve">firstmile/a/my-group/station-001</w:t>
       </w:r>
     </w:p>
     <w:p>
@@ -8022,29 +8022,7 @@
         <w:rPr>
           <w:rStyle w:val="VerbatimChar"/>
         </w:rPr>
-        <w:t xml:space="preserve">firstmile/a/my-group/station-001/metadata</w:t>
-      </w:r>
-    </w:p>
-    <w:p>
-      <w:pPr>
-        <w:pStyle w:val="BodyText"/>
-      </w:pPr>
-      <w:r>
-        <w:rPr>
-          <w:rStyle w:val="VerbatimChar"/>
-        </w:rPr>
-        <w:t xml:space="preserve">firstmile/a/relief-ops/camp-alpha/data</w:t>
-      </w:r>
-    </w:p>
-    <w:p>
-      <w:pPr>
-        <w:pStyle w:val="BodyText"/>
-      </w:pPr>
-      <w:r>
-        <w:rPr>
-          <w:rStyle w:val="VerbatimChar"/>
-        </w:rPr>
-        <w:t xml:space="preserve">firstmile/a/relief-ops/camp-alpha/metadata</w:t>
+        <w:t xml:space="preserve">firstmile/a/relief-ops/camp-alpha</w:t>
       </w:r>
     </w:p>
     <w:p>
@@ -8275,68 +8253,6 @@
           </w:p>
         </w:tc>
       </w:tr>
-      <w:tr>
-        <w:tc>
-          <w:tcPr/>
-          <w:p>
-            <w:pPr>
-              <w:jc w:val="left"/>
-            </w:pPr>
-            <w:r>
-              <w:t xml:space="preserve">5</w:t>
-            </w:r>
-          </w:p>
-        </w:tc>
-        <w:tc>
-          <w:tcPr/>
-          <w:p>
-            <w:pPr>
-              <w:jc w:val="left"/>
-            </w:pPr>
-            <w:r>
-              <w:t xml:space="preserve">notification-type</w:t>
-            </w:r>
-          </w:p>
-        </w:tc>
-        <w:tc>
-          <w:tcPr/>
-          <w:p>
-            <w:pPr>
-              <w:jc w:val="left"/>
-            </w:pPr>
-            <w:r>
-              <w:t xml:space="preserve">The type of notification: either</w:t>
-            </w:r>
-            <w:r>
-              <w:t xml:space="preserve"> </w:t>
-            </w:r>
-            <w:r>
-              <w:rPr>
-                <w:rStyle w:val="VerbatimChar"/>
-              </w:rPr>
-              <w:t xml:space="preserve">data</w:t>
-            </w:r>
-            <w:r>
-              <w:t xml:space="preserve"> </w:t>
-            </w:r>
-            <w:r>
-              <w:t xml:space="preserve">or</w:t>
-            </w:r>
-            <w:r>
-              <w:t xml:space="preserve"> </w:t>
-            </w:r>
-            <w:r>
-              <w:rPr>
-                <w:rStyle w:val="VerbatimChar"/>
-              </w:rPr>
-              <w:t xml:space="preserve">metadata</w:t>
-            </w:r>
-            <w:r>
-              <w:t xml:space="preserve">.</w:t>
-            </w:r>
-          </w:p>
-        </w:tc>
-      </w:tr>
     </w:tbl>
     <w:bookmarkEnd w:id="83"/>
     <w:bookmarkStart w:id="84" w:name="Xa3fa6ff4c80d85b7365d9bac9806ab0f7f77e49"/>
@@ -8442,16 +8358,7 @@
               <w:jc w:val="left"/>
             </w:pPr>
             <w:r>
-              <w:t xml:space="preserve">A Metadata message SHALL be published at exactly the level of the notification type (</w:t>
-            </w:r>
-            <w:r>
-              <w:rPr>
-                <w:rStyle w:val="VerbatimChar"/>
-              </w:rPr>
-              <w:t xml:space="preserve">metadata</w:t>
-            </w:r>
-            <w:r>
-              <w:t xml:space="preserve">).</w:t>
+              <w:t xml:space="preserve">Metadata messages SHALL be published before any data notifications for the same Node id are published. This ensures that consuming systems have access to the necessary metadata to interpret the data correctly.</w:t>
             </w:r>
           </w:p>
         </w:tc>
@@ -8465,63 +8372,6 @@
             </w:pPr>
             <w:r>
               <w:t xml:space="preserve">C</w:t>
-            </w:r>
-          </w:p>
-        </w:tc>
-        <w:tc>
-          <w:tcPr/>
-          <w:p>
-            <w:pPr>
-              <w:jc w:val="left"/>
-            </w:pPr>
-            <w:r>
-              <w:t xml:space="preserve">A Data message SHALL be published at exactly the level of the notification type (</w:t>
-            </w:r>
-            <w:r>
-              <w:rPr>
-                <w:rStyle w:val="VerbatimChar"/>
-              </w:rPr>
-              <w:t xml:space="preserve">data</w:t>
-            </w:r>
-            <w:r>
-              <w:t xml:space="preserve">).</w:t>
-            </w:r>
-          </w:p>
-        </w:tc>
-      </w:tr>
-      <w:tr>
-        <w:tc>
-          <w:tcPr/>
-          <w:p>
-            <w:pPr>
-              <w:jc w:val="center"/>
-            </w:pPr>
-            <w:r>
-              <w:t xml:space="preserve">D</w:t>
-            </w:r>
-          </w:p>
-        </w:tc>
-        <w:tc>
-          <w:tcPr/>
-          <w:p>
-            <w:pPr>
-              <w:jc w:val="left"/>
-            </w:pPr>
-            <w:r>
-              <w:t xml:space="preserve">Metadata messages SHALL be published before any data notifications for the same Node id are published. This ensures that consuming systems have access to the necessary metadata to interpret the data correctly.</w:t>
-            </w:r>
-          </w:p>
-        </w:tc>
-      </w:tr>
-      <w:tr>
-        <w:tc>
-          <w:tcPr/>
-          <w:p>
-            <w:pPr>
-              <w:jc w:val="center"/>
-            </w:pPr>
-            <w:r>
-              <w:t xml:space="preserve">E</w:t>
             </w:r>
           </w:p>
         </w:tc>
@@ -8558,7 +8408,7 @@
               <w:jc w:val="center"/>
             </w:pPr>
             <w:r>
-              <w:t xml:space="preserve">F</w:t>
+              <w:t xml:space="preserve">D</w:t>
             </w:r>
           </w:p>
         </w:tc>
